--- a/数据结构2014-题库.docx
+++ b/数据结构2014-题库.docx
@@ -17,6 +17,12 @@
       <w:r>
         <w:br/>
       </w:r>
+      <w:r>
+        <w:rPr>
+          <w:rFonts w:hint="eastAsia"/>
+        </w:rPr>
+        <w:t xml:space="preserve">单项选择题与综合应用题详解</w:t>
+      </w:r>
     </w:p>
     <w:bookmarkStart w:id="15" w:name="单项选择题"/>
     <w:p>
@@ -55,9 +61,6 @@
           <w:rFonts w:hint="eastAsia"/>
         </w:rPr>
         <w:t xml:space="preserve">下列程序段的时间复杂度是</w:t>
-      </w:r>
-      <w:r>
-        <w:br/>
       </w:r>
     </w:p>
     <w:p>
@@ -115,7 +118,7 @@
                     <m:nor/>
                     <m:sty m:val="p"/>
                   </m:rPr>
-                  <m:t>for (k = 1 ; k &lt; = n ; k *= 2)</m:t>
+                  <m:t>for (k = 1 ; k &lt;= n ; k *= 2)</m:t>
                 </m:r>
               </m:e>
             </m:mr>
@@ -126,7 +129,7 @@
                     <m:nor/>
                     <m:sty m:val="p"/>
                   </m:rPr>
-                  <m:t>for (j = 1 ; j &lt; = n ; j + +)</m:t>
+                  <m:t>for (j = 1 ; j &lt;= n ; j ++)</m:t>
                 </m:r>
               </m:e>
             </m:mr>
@@ -137,7 +140,7 @@
                     <m:nor/>
                     <m:sty m:val="p"/>
                   </m:rPr>
-                  <m:t>count + + ;</m:t>
+                  <m:t>count ++ ;</m:t>
                 </m:r>
               </m:e>
             </m:mr>
@@ -149,12 +152,6 @@
       <w:pPr>
         <w:pStyle w:val="FirstParagraph"/>
       </w:pPr>
-      <w:r>
-        <w:t xml:space="preserve">2</w:t>
-      </w:r>
-      <w:r>
-        <w:t xml:space="preserve"> </w:t>
-      </w:r>
       <w:r>
         <w:rPr>
           <w:b/>
@@ -422,9 +419,58 @@
         <w:rPr>
           <w:rFonts w:hint="eastAsia"/>
         </w:rPr>
-        <w:t xml:space="preserve">外层循环k从1开始，每次乘以2，直到k&gt;n，所以外层循环执行</w:t>
+        <w:t xml:space="preserve">外层循环中</w:t>
+      </w:r>
+      <w:r>
+        <w:t xml:space="preserve"> </w:t>
       </w:r>
       <m:oMath>
+        <m:r>
+          <m:t>k</m:t>
+        </m:r>
+      </m:oMath>
+      <w:r>
+        <w:t xml:space="preserve"> </w:t>
+      </w:r>
+      <w:r>
+        <w:rPr>
+          <w:rFonts w:hint="eastAsia"/>
+        </w:rPr>
+        <w:t xml:space="preserve">从1开始，每次乘以2，直至</w:t>
+      </w:r>
+      <w:r>
+        <w:t xml:space="preserve"> </w:t>
+      </w:r>
+      <m:oMath>
+        <m:r>
+          <m:t>k</m:t>
+        </m:r>
+        <m:r>
+          <m:rPr>
+            <m:sty m:val="p"/>
+          </m:rPr>
+          <m:t>&gt;</m:t>
+        </m:r>
+        <m:r>
+          <m:t>n</m:t>
+        </m:r>
+      </m:oMath>
+      <w:r>
+        <w:rPr>
+          <w:rFonts w:hint="eastAsia"/>
+        </w:rPr>
+        <w:t xml:space="preserve">，共执行</w:t>
+      </w:r>
+      <w:r>
+        <w:t xml:space="preserve"> </w:t>
+      </w:r>
+      <m:oMath>
+        <m:r>
+          <m:rPr>
+            <m:sty m:val="p"/>
+          </m:rPr>
+          <m:t>⌊</m:t>
+        </m:r>
         <m:sSub>
           <m:e>
             <m:r>
@@ -443,12 +489,41 @@
         <m:r>
           <m:t>n</m:t>
         </m:r>
+        <m:r>
+          <m:rPr>
+            <m:sty m:val="p"/>
+          </m:rPr>
+          <m:t>⌋</m:t>
+        </m:r>
       </m:oMath>
       <w:r>
-        <w:rPr>
-          <w:rFonts w:hint="eastAsia"/>
-        </w:rPr>
-        <w:t xml:space="preserve">次。内层循环j从1到n，执行n次。所以总的时间复杂度为</w:t>
+        <w:t xml:space="preserve"> </w:t>
+      </w:r>
+      <w:r>
+        <w:rPr>
+          <w:rFonts w:hint="eastAsia"/>
+        </w:rPr>
+        <w:t xml:space="preserve">次。内层循环每次执行</w:t>
+      </w:r>
+      <w:r>
+        <w:t xml:space="preserve"> </w:t>
+      </w:r>
+      <m:oMath>
+        <m:r>
+          <m:t>n</m:t>
+        </m:r>
+      </m:oMath>
+      <w:r>
+        <w:t xml:space="preserve"> </w:t>
+      </w:r>
+      <w:r>
+        <w:rPr>
+          <w:rFonts w:hint="eastAsia"/>
+        </w:rPr>
+        <w:t xml:space="preserve">次。因此总时间复杂度为</w:t>
+      </w:r>
+      <w:r>
+        <w:t xml:space="preserve"> </w:t>
       </w:r>
       <m:oMath>
         <m:r>
@@ -628,12 +703,6 @@
         <w:pStyle w:val="BodyText"/>
       </w:pPr>
       <w:r>
-        <w:t xml:space="preserve">2</w:t>
-      </w:r>
-      <w:r>
-        <w:t xml:space="preserve"> </w:t>
-      </w:r>
-      <w:r>
         <w:rPr>
           <w:b/>
           <w:bCs/>
@@ -959,180 +1028,34 @@
         <w:rPr>
           <w:rFonts w:hint="eastAsia"/>
         </w:rPr>
-        <w:t xml:space="preserve">转换为后缀表达式的过程：</w:t>
-      </w:r>
-      <w:r>
-        <w:t xml:space="preserve"> </w:t>
-      </w:r>
-      <w:r>
-        <w:t xml:space="preserve">1. a: </w:t>
-      </w:r>
-      <w:r>
-        <w:rPr>
-          <w:rFonts w:hint="eastAsia"/>
-        </w:rPr>
-        <w:t xml:space="preserve">输出a</w:t>
-      </w:r>
-      <w:r>
-        <w:t xml:space="preserve"> </w:t>
-      </w:r>
-      <w:r>
-        <w:t xml:space="preserve">2. /: </w:t>
-      </w:r>
-      <w:r>
-        <w:rPr>
-          <w:rFonts w:hint="eastAsia"/>
-        </w:rPr>
-        <w:t xml:space="preserve">栈[/]</w:t>
-      </w:r>
-      <w:r>
-        <w:t xml:space="preserve"> </w:t>
-      </w:r>
-      <w:r>
-        <w:t xml:space="preserve">3. b: </w:t>
-      </w:r>
-      <w:r>
-        <w:rPr>
-          <w:rFonts w:hint="eastAsia"/>
-        </w:rPr>
-        <w:t xml:space="preserve">输出b</w:t>
-      </w:r>
-      <w:r>
-        <w:t xml:space="preserve"> </w:t>
-      </w:r>
-      <w:r>
-        <w:t xml:space="preserve">4. +: </w:t>
-      </w:r>
-      <w:r>
-        <w:rPr>
-          <w:rFonts w:hint="eastAsia"/>
-        </w:rPr>
-        <w:t xml:space="preserve">/优先级高于+，输出/，栈[+]</w:t>
-      </w:r>
-      <w:r>
-        <w:t xml:space="preserve"> </w:t>
-      </w:r>
-      <w:r>
-        <w:t xml:space="preserve">5. (: </w:t>
-      </w:r>
-      <w:r>
-        <w:rPr>
-          <w:rFonts w:hint="eastAsia"/>
-        </w:rPr>
-        <w:t xml:space="preserve">栈[+,(]</w:t>
-      </w:r>
-      <w:r>
-        <w:t xml:space="preserve"> </w:t>
-      </w:r>
-      <w:r>
-        <w:t xml:space="preserve">6. c: </w:t>
-      </w:r>
-      <w:r>
-        <w:rPr>
-          <w:rFonts w:hint="eastAsia"/>
-        </w:rPr>
-        <w:t xml:space="preserve">输出c</w:t>
-      </w:r>
-      <w:r>
-        <w:t xml:space="preserve"> </w:t>
-      </w:r>
-      <w:r>
-        <w:t xml:space="preserve">7. *: </w:t>
-      </w:r>
-      <w:r>
-        <w:rPr>
-          <w:rFonts w:hint="eastAsia"/>
-        </w:rPr>
-        <w:t xml:space="preserve">栈[+,(,*]</w:t>
-      </w:r>
-      <w:r>
-        <w:t xml:space="preserve"> </w:t>
-      </w:r>
-      <w:r>
-        <w:t xml:space="preserve">8. d: </w:t>
-      </w:r>
-      <w:r>
-        <w:rPr>
-          <w:rFonts w:hint="eastAsia"/>
-        </w:rPr>
-        <w:t xml:space="preserve">输出d</w:t>
-      </w:r>
-      <w:r>
-        <w:t xml:space="preserve"> </w:t>
-      </w:r>
-      <w:r>
-        <w:t xml:space="preserve">9. -: </w:t>
-      </w:r>
-      <w:r>
-        <w:rPr>
-          <w:rFonts w:hint="eastAsia"/>
-        </w:rPr>
-        <w:t xml:space="preserve">*优先级高于-，输出*，(-优先级相同，输出(，栈[+,-]</w:t>
-      </w:r>
-      <w:r>
-        <w:t xml:space="preserve"> </w:t>
-      </w:r>
-      <w:r>
-        <w:t xml:space="preserve">10. e: </w:t>
-      </w:r>
-      <w:r>
-        <w:rPr>
-          <w:rFonts w:hint="eastAsia"/>
-        </w:rPr>
-        <w:t xml:space="preserve">输出e</w:t>
-      </w:r>
-      <w:r>
-        <w:t xml:space="preserve"> </w:t>
-      </w:r>
-      <w:r>
-        <w:t xml:space="preserve">11. *: </w:t>
-      </w:r>
-      <w:r>
-        <w:rPr>
-          <w:rFonts w:hint="eastAsia"/>
-        </w:rPr>
-        <w:t xml:space="preserve">栈[+,-,*]</w:t>
-      </w:r>
-      <w:r>
-        <w:t xml:space="preserve"> </w:t>
-      </w:r>
-      <w:r>
-        <w:t xml:space="preserve">12. f: </w:t>
-      </w:r>
-      <w:r>
-        <w:rPr>
-          <w:rFonts w:hint="eastAsia"/>
-        </w:rPr>
-        <w:t xml:space="preserve">输出f</w:t>
-      </w:r>
-    </w:p>
-    <w:p>
-      <w:pPr>
-        <w:pStyle w:val="BodyText"/>
-      </w:pPr>
-      <w:r>
-        <w:rPr>
-          <w:rFonts w:hint="eastAsia"/>
-        </w:rPr>
-        <w:t xml:space="preserve">此时栈中元素从栈底到栈顶为：+,</w:t>
-      </w:r>
-      <w:r>
-        <w:t xml:space="preserve"> -, *, </w:t>
-      </w:r>
-      <w:r>
-        <w:rPr>
-          <w:rFonts w:hint="eastAsia"/>
-        </w:rPr>
-        <w:t xml:space="preserve">即从底到顶的顺序是</w:t>
-      </w:r>
-      <w:r>
-        <w:t xml:space="preserve"> +, -, *, </w:t>
-      </w:r>
-      <w:r>
-        <w:rPr>
-          <w:rFonts w:hint="eastAsia"/>
-        </w:rPr>
-        <w:t xml:space="preserve">所以从栈底到栈顶的元素依次是</w:t>
+        <w:t xml:space="preserve">转换为后缀表达式时，扫描到f时，栈中从底到顶的元素依次为+、-、*。此时已处理完括号内的*c*d-e*f*部分，+和-仍在栈中等待后续运算符。</w:t>
+      </w:r>
+    </w:p>
+    <w:p>
+      <w:pPr>
+        <w:pStyle w:val="BodyText"/>
+      </w:pPr>
+      <w:r>
+        <w:rPr>
+          <w:rFonts w:hint="eastAsia"/>
+          <w:b/>
+          <w:bCs/>
+        </w:rPr>
+        <w:t xml:space="preserve">[单选题]</w:t>
+      </w:r>
+    </w:p>
+    <w:p>
+      <w:pPr>
+        <w:pStyle w:val="BodyText"/>
+      </w:pPr>
+      <w:r>
+        <w:t xml:space="preserve"> </w:t>
+      </w:r>
+      <w:r>
+        <w:rPr>
+          <w:rFonts w:hint="eastAsia"/>
+        </w:rPr>
+        <w:t xml:space="preserve">循环队列放在一维数组</w:t>
       </w:r>
       <w:r>
         <w:t xml:space="preserve"> </w:t>
@@ -1140,186 +1063,446 @@
       <m:oMath>
         <m:r>
           <m:rPr>
+            <m:sty m:val="b"/>
+          </m:rPr>
+          <m:t>A</m:t>
+        </m:r>
+        <m:r>
+          <m:rPr>
+            <m:sty m:val="p"/>
+          </m:rPr>
+          <m:t>[</m:t>
+        </m:r>
+        <m:r>
+          <m:t>0</m:t>
+        </m:r>
+        <m:r>
+          <m:rPr>
+            <m:sty m:val="p"/>
+          </m:rPr>
+          <m:t>…</m:t>
+        </m:r>
+        <m:r>
+          <m:t>M</m:t>
+        </m:r>
+        <m:r>
+          <m:rPr>
+            <m:sty m:val="p"/>
+          </m:rPr>
+          <m:t>−</m:t>
+        </m:r>
+        <m:r>
+          <m:t>1</m:t>
+        </m:r>
+        <m:r>
+          <m:rPr>
+            <m:sty m:val="p"/>
+          </m:rPr>
+          <m:t>]</m:t>
+        </m:r>
+      </m:oMath>
+      <w:r>
+        <w:t xml:space="preserve"> </w:t>
+      </w:r>
+      <w:r>
+        <w:rPr>
+          <w:rFonts w:hint="eastAsia"/>
+        </w:rPr>
+        <w:t xml:space="preserve">中，end1指向队头元素，end2指向队尾元素的后一个位置。假设队列两端均可进行入队和出队操作，队列中最多能容纳</w:t>
+      </w:r>
+      <w:r>
+        <w:t xml:space="preserve"> </w:t>
+      </w:r>
+      <m:oMath>
+        <m:r>
+          <m:t>M</m:t>
+        </m:r>
+        <m:r>
+          <m:rPr>
+            <m:sty m:val="p"/>
+          </m:rPr>
+          <m:t>−</m:t>
+        </m:r>
+        <m:r>
+          <m:t>1</m:t>
+        </m:r>
+      </m:oMath>
+      <w:r>
+        <w:t xml:space="preserve"> </w:t>
+      </w:r>
+      <w:r>
+        <w:rPr>
+          <w:rFonts w:hint="eastAsia"/>
+        </w:rPr>
+        <w:t xml:space="preserve">个元素。初始时为空。下列判断队空和队满的条件中，正确的是</w:t>
+      </w:r>
+    </w:p>
+    <w:p>
+      <w:pPr>
+        <w:pStyle w:val="BodyText"/>
+      </w:pPr>
+      <w:r>
+        <w:rPr>
+          <w:b/>
+          <w:bCs/>
+        </w:rPr>
+        <w:t xml:space="preserve">A.</w:t>
+      </w:r>
+      <w:r>
+        <w:t xml:space="preserve"> </w:t>
+      </w:r>
+      <w:r>
+        <w:rPr>
+          <w:rFonts w:hint="eastAsia"/>
+        </w:rPr>
+        <w:t xml:space="preserve">队空：end1</w:t>
+      </w:r>
+      <w:r>
+        <w:t xml:space="preserve"> </w:t>
+      </w:r>
+      <m:oMath>
+        <m:r>
+          <m:rPr>
+            <m:sty m:val="p"/>
+          </m:rPr>
+          <m:t>=</m:t>
+        </m:r>
+        <m:r>
+          <m:rPr>
+            <m:sty m:val="p"/>
+          </m:rPr>
+          <m:t>=</m:t>
+        </m:r>
+      </m:oMath>
+      <w:r>
+        <w:t xml:space="preserve"> </w:t>
+      </w:r>
+      <w:r>
+        <w:t xml:space="preserve">end2;</w:t>
+      </w:r>
+      <w:r>
+        <w:br/>
+      </w:r>
+      <w:r>
+        <w:rPr>
+          <w:rFonts w:hint="eastAsia"/>
+        </w:rPr>
+        <w:t xml:space="preserve">队满：end1==</w:t>
+      </w:r>
+      <w:r>
+        <w:t xml:space="preserve"> (end2 + 1) mod M</w:t>
+      </w:r>
+    </w:p>
+    <w:p>
+      <w:pPr>
+        <w:pStyle w:val="BodyText"/>
+      </w:pPr>
+      <w:r>
+        <w:rPr>
+          <w:b/>
+          <w:bCs/>
+        </w:rPr>
+        <w:t xml:space="preserve">B.</w:t>
+      </w:r>
+      <w:r>
+        <w:t xml:space="preserve"> </w:t>
+      </w:r>
+      <w:r>
+        <w:rPr>
+          <w:rFonts w:hint="eastAsia"/>
+        </w:rPr>
+        <w:t xml:space="preserve">队空：end1</w:t>
+      </w:r>
+      <w:r>
+        <w:t xml:space="preserve"> </w:t>
+      </w:r>
+      <m:oMath>
+        <m:r>
+          <m:rPr>
+            <m:sty m:val="p"/>
+          </m:rPr>
+          <m:t>=</m:t>
+        </m:r>
+      </m:oMath>
+      <w:r>
+        <w:t xml:space="preserve"> </w:t>
+      </w:r>
+      <w:r>
+        <w:t xml:space="preserve">end2;</w:t>
+      </w:r>
+      <w:r>
+        <w:br/>
+      </w:r>
+      <w:r>
+        <w:rPr>
+          <w:rFonts w:hint="eastAsia"/>
+        </w:rPr>
+        <w:t xml:space="preserve">队满：end2</w:t>
+      </w:r>
+      <w:r>
+        <w:t xml:space="preserve"> == (end1 + 1) mod (M-1)</w:t>
+      </w:r>
+    </w:p>
+    <w:p>
+      <w:pPr>
+        <w:pStyle w:val="BodyText"/>
+      </w:pPr>
+      <w:r>
+        <w:rPr>
+          <w:b/>
+          <w:bCs/>
+        </w:rPr>
+        <w:t xml:space="preserve">C.</w:t>
+      </w:r>
+      <w:r>
+        <w:t xml:space="preserve"> </w:t>
+      </w:r>
+      <w:r>
+        <w:rPr>
+          <w:rFonts w:hint="eastAsia"/>
+        </w:rPr>
+        <w:t xml:space="preserve">队空：end2</w:t>
+      </w:r>
+      <w:r>
+        <w:t xml:space="preserve"> </w:t>
+      </w:r>
+      <m:oMath>
+        <m:r>
+          <m:rPr>
+            <m:sty m:val="p"/>
+          </m:rPr>
+          <m:t>=</m:t>
+        </m:r>
+      </m:oMath>
+      <w:r>
+        <w:t xml:space="preserve"> </w:t>
+      </w:r>
+      <w:r>
+        <w:t xml:space="preserve">(end1 + 1) mod M;</w:t>
+      </w:r>
+      <w:r>
+        <w:br/>
+      </w:r>
+      <w:r>
+        <w:rPr>
+          <w:rFonts w:hint="eastAsia"/>
+        </w:rPr>
+        <w:t xml:space="preserve">队满：end1</w:t>
+      </w:r>
+      <w:r>
+        <w:t xml:space="preserve"> </w:t>
+      </w:r>
+      <m:oMath>
+        <m:r>
+          <m:rPr>
+            <m:sty m:val="p"/>
+          </m:rPr>
+          <m:t>=</m:t>
+        </m:r>
+        <m:r>
+          <m:rPr>
+            <m:sty m:val="p"/>
+          </m:rPr>
+          <m:t>=</m:t>
+        </m:r>
+        <m:r>
+          <m:rPr>
+            <m:sty m:val="p"/>
+          </m:rPr>
+          <m:t>(</m:t>
+        </m:r>
+        <m:r>
+          <m:rPr>
+            <m:sty m:val="b"/>
+          </m:rPr>
+          <m:t>e</m:t>
+        </m:r>
+        <m:r>
+          <m:rPr>
+            <m:sty m:val="b"/>
+          </m:rPr>
+          <m:t>n</m:t>
+        </m:r>
+        <m:r>
+          <m:rPr>
+            <m:sty m:val="b"/>
+          </m:rPr>
+          <m:t>d</m:t>
+        </m:r>
+        <m:r>
+          <m:t>2</m:t>
+        </m:r>
+        <m:r>
+          <m:rPr>
             <m:sty m:val="p"/>
           </m:rPr>
           <m:t>+</m:t>
         </m:r>
         <m:r>
-          <m:rPr>
-            <m:sty m:val="p"/>
-          </m:rPr>
-          <m:t>(</m:t>
-        </m:r>
-        <m:r>
-          <m:rPr>
-            <m:sty m:val="p"/>
-          </m:rPr>
-          <m:t>−</m:t>
-        </m:r>
-        <m:r>
-          <m:rPr>
-            <m:sty m:val="p"/>
-          </m:rPr>
-          <m:t>*</m:t>
+          <m:t>1</m:t>
+        </m:r>
+        <m:r>
+          <m:rPr>
+            <m:sty m:val="p"/>
+          </m:rPr>
+          <m:t>)</m:t>
         </m:r>
       </m:oMath>
       <w:r>
-        <w:t xml:space="preserve">。</w:t>
-      </w:r>
-    </w:p>
-    <w:p>
-      <w:pPr>
-        <w:pStyle w:val="BodyText"/>
-      </w:pPr>
-      <w:r>
-        <w:rPr>
-          <w:rFonts w:hint="eastAsia"/>
-          <w:b/>
-          <w:bCs/>
-        </w:rPr>
-        <w:t xml:space="preserve">[单选题]</w:t>
-      </w:r>
-    </w:p>
-    <w:p>
-      <w:pPr>
-        <w:pStyle w:val="BodyText"/>
-      </w:pPr>
-      <w:r>
-        <w:t xml:space="preserve"> </w:t>
-      </w:r>
-      <w:r>
-        <w:rPr>
-          <w:rFonts w:hint="eastAsia"/>
-        </w:rPr>
-        <w:t xml:space="preserve">循环队列放在一维数组</w:t>
+        <w:t xml:space="preserve"> </w:t>
+      </w:r>
+      <w:r>
+        <w:t xml:space="preserve">mod</w:t>
       </w:r>
       <w:r>
         <w:t xml:space="preserve"> </w:t>
       </w:r>
       <m:oMath>
         <m:r>
-          <m:rPr>
-            <m:sty m:val="b"/>
-          </m:rPr>
-          <m:t>A</m:t>
-        </m:r>
-        <m:r>
-          <m:rPr>
-            <m:sty m:val="p"/>
-          </m:rPr>
-          <m:t>[</m:t>
-        </m:r>
-        <m:r>
-          <m:t>0</m:t>
-        </m:r>
-        <m:r>
-          <m:rPr>
-            <m:sty m:val="p"/>
-          </m:rPr>
-          <m:t>…</m:t>
-        </m:r>
-        <m:r>
           <m:t>M</m:t>
         </m:r>
-        <m:r>
-          <m:rPr>
-            <m:sty m:val="p"/>
-          </m:rPr>
-          <m:t>−</m:t>
+      </m:oMath>
+    </w:p>
+    <w:p>
+      <w:pPr>
+        <w:pStyle w:val="BodyText"/>
+      </w:pPr>
+      <w:r>
+        <w:rPr>
+          <w:b/>
+          <w:bCs/>
+        </w:rPr>
+        <w:t xml:space="preserve">D.</w:t>
+      </w:r>
+      <w:r>
+        <w:t xml:space="preserve"> </w:t>
+      </w:r>
+      <w:r>
+        <w:rPr>
+          <w:rFonts w:hint="eastAsia"/>
+        </w:rPr>
+        <w:t xml:space="preserve">队空：end1</w:t>
+      </w:r>
+      <w:r>
+        <w:t xml:space="preserve"> </w:t>
+      </w:r>
+      <m:oMath>
+        <m:r>
+          <m:rPr>
+            <m:sty m:val="p"/>
+          </m:rPr>
+          <m:t>=</m:t>
+        </m:r>
+        <m:r>
+          <m:rPr>
+            <m:sty m:val="p"/>
+          </m:rPr>
+          <m:t>=</m:t>
+        </m:r>
+      </m:oMath>
+      <w:r>
+        <w:t xml:space="preserve"> </w:t>
+      </w:r>
+      <w:r>
+        <w:t xml:space="preserve">(end2 + 1) mod M;</w:t>
+      </w:r>
+      <w:r>
+        <w:br/>
+      </w:r>
+      <w:r>
+        <w:rPr>
+          <w:rFonts w:hint="eastAsia"/>
+        </w:rPr>
+        <w:t xml:space="preserve">队满：end2</w:t>
+      </w:r>
+      <w:r>
+        <w:t xml:space="preserve"> </w:t>
+      </w:r>
+      <m:oMath>
+        <m:r>
+          <m:rPr>
+            <m:sty m:val="p"/>
+          </m:rPr>
+          <m:t>=</m:t>
+        </m:r>
+      </m:oMath>
+      <w:r>
+        <w:t xml:space="preserve"> </w:t>
+      </w:r>
+      <w:r>
+        <w:t xml:space="preserve">(end1</w:t>
+      </w:r>
+      <w:r>
+        <w:t xml:space="preserve"> </w:t>
+      </w:r>
+      <m:oMath>
+        <m:r>
+          <m:rPr>
+            <m:sty m:val="p"/>
+          </m:rPr>
+          <m:t>+</m:t>
         </m:r>
         <m:r>
           <m:t>1</m:t>
         </m:r>
-        <m:r>
-          <m:rPr>
-            <m:sty m:val="p"/>
-          </m:rPr>
-          <m:t>]</m:t>
-        </m:r>
       </m:oMath>
       <w:r>
         <w:t xml:space="preserve"> </w:t>
       </w:r>
       <w:r>
-        <w:rPr>
-          <w:rFonts w:hint="eastAsia"/>
-        </w:rPr>
-        <w:t xml:space="preserve">中，end1指向队头元素，end2指向队尾元素的后一个位置。假设队列两端均可进行入队和出队操作，队列中最多能容纳</w:t>
+        <w:t xml:space="preserve">) mod (M-1)</w:t>
+      </w:r>
+    </w:p>
+    <w:p>
+      <w:pPr>
+        <w:pStyle w:val="BodyText"/>
+      </w:pPr>
+      <w:r>
+        <w:rPr>
+          <w:rFonts w:hint="eastAsia"/>
+          <w:b/>
+          <w:bCs/>
+        </w:rPr>
+        <w:t xml:space="preserve">[参考答案]</w:t>
+      </w:r>
+      <w:r>
+        <w:br/>
+      </w:r>
+    </w:p>
+    <w:p>
+      <w:pPr>
+        <w:pStyle w:val="BodyText"/>
+      </w:pPr>
+      <w:r>
+        <w:t xml:space="preserve">A. </w:t>
+      </w:r>
+      <w:r>
+        <w:rPr>
+          <w:rFonts w:hint="eastAsia"/>
+        </w:rPr>
+        <w:t xml:space="preserve">队空：end1</w:t>
       </w:r>
       <w:r>
         <w:t xml:space="preserve"> </w:t>
       </w:r>
       <m:oMath>
         <m:r>
-          <m:t>M</m:t>
-        </m:r>
-        <m:r>
-          <m:rPr>
-            <m:sty m:val="p"/>
-          </m:rPr>
-          <m:t>−</m:t>
-        </m:r>
-        <m:r>
-          <m:t>1</m:t>
+          <m:rPr>
+            <m:sty m:val="p"/>
+          </m:rPr>
+          <m:t>=</m:t>
+        </m:r>
+        <m:r>
+          <m:rPr>
+            <m:sty m:val="p"/>
+          </m:rPr>
+          <m:t>=</m:t>
         </m:r>
       </m:oMath>
       <w:r>
         <w:t xml:space="preserve"> </w:t>
       </w:r>
       <w:r>
-        <w:rPr>
-          <w:rFonts w:hint="eastAsia"/>
-        </w:rPr>
-        <w:t xml:space="preserve">个元素。初始时为空。下列判断队空和队满的条件中，正确的是</w:t>
-      </w:r>
-    </w:p>
-    <w:p>
-      <w:pPr>
-        <w:pStyle w:val="BodyText"/>
-      </w:pPr>
-      <w:r>
-        <w:t xml:space="preserve">2</w:t>
-      </w:r>
-      <w:r>
-        <w:t xml:space="preserve"> </w:t>
-      </w:r>
-      <w:r>
-        <w:rPr>
-          <w:b/>
-          <w:bCs/>
-        </w:rPr>
-        <w:t xml:space="preserve">A.</w:t>
-      </w:r>
-      <w:r>
-        <w:t xml:space="preserve"> </w:t>
-      </w:r>
-      <w:r>
-        <w:rPr>
-          <w:rFonts w:hint="eastAsia"/>
-        </w:rPr>
-        <w:t xml:space="preserve">队空：end1</w:t>
-      </w:r>
-      <w:r>
-        <w:t xml:space="preserve"> </w:t>
-      </w:r>
-      <m:oMath>
-        <m:r>
-          <m:rPr>
-            <m:sty m:val="p"/>
-          </m:rPr>
-          <m:t>=</m:t>
-        </m:r>
-        <m:r>
-          <m:rPr>
-            <m:sty m:val="p"/>
-          </m:rPr>
-          <m:t>=</m:t>
-        </m:r>
-      </m:oMath>
-      <w:r>
-        <w:t xml:space="preserve"> </w:t>
-      </w:r>
-      <w:r>
         <w:t xml:space="preserve">end2;</w:t>
       </w:r>
       <w:r>
@@ -1341,350 +1524,25 @@
       </w:pPr>
       <w:r>
         <w:rPr>
-          <w:b/>
-          <w:bCs/>
-        </w:rPr>
-        <w:t xml:space="preserve">B.</w:t>
-      </w:r>
-      <w:r>
-        <w:t xml:space="preserve"> </w:t>
-      </w:r>
-      <w:r>
-        <w:rPr>
-          <w:rFonts w:hint="eastAsia"/>
-        </w:rPr>
-        <w:t xml:space="preserve">队空：end1</w:t>
-      </w:r>
-      <w:r>
-        <w:t xml:space="preserve"> </w:t>
-      </w:r>
-      <m:oMath>
-        <m:r>
-          <m:rPr>
-            <m:sty m:val="p"/>
-          </m:rPr>
-          <m:t>=</m:t>
-        </m:r>
-      </m:oMath>
-      <w:r>
-        <w:t xml:space="preserve"> </w:t>
-      </w:r>
-      <w:r>
-        <w:t xml:space="preserve">end2;</w:t>
+          <w:rFonts w:hint="eastAsia"/>
+          <w:b/>
+          <w:bCs/>
+        </w:rPr>
+        <w:t xml:space="preserve">[答案解析]</w:t>
       </w:r>
       <w:r>
         <w:br/>
       </w:r>
-      <w:r>
-        <w:rPr>
-          <w:rFonts w:hint="eastAsia"/>
-        </w:rPr>
-        <w:t xml:space="preserve">队满：end2</w:t>
-      </w:r>
-      <w:r>
-        <w:t xml:space="preserve"> == (end1 + 1) mod (M-1)</w:t>
-      </w:r>
-    </w:p>
-    <w:p>
-      <w:pPr>
-        <w:pStyle w:val="BodyText"/>
-      </w:pPr>
-      <w:r>
-        <w:rPr>
-          <w:b/>
-          <w:bCs/>
-        </w:rPr>
-        <w:t xml:space="preserve">C.</w:t>
-      </w:r>
-      <w:r>
-        <w:t xml:space="preserve"> </w:t>
-      </w:r>
-      <w:r>
-        <w:rPr>
-          <w:rFonts w:hint="eastAsia"/>
-        </w:rPr>
-        <w:t xml:space="preserve">队空：end2</w:t>
-      </w:r>
-      <w:r>
-        <w:t xml:space="preserve"> </w:t>
-      </w:r>
-      <m:oMath>
-        <m:r>
-          <m:rPr>
-            <m:sty m:val="p"/>
-          </m:rPr>
-          <m:t>=</m:t>
-        </m:r>
-      </m:oMath>
-      <w:r>
-        <w:t xml:space="preserve"> </w:t>
-      </w:r>
-      <w:r>
-        <w:t xml:space="preserve">(end1 + 1) mod M;</w:t>
-      </w:r>
-      <w:r>
-        <w:br/>
-      </w:r>
-      <w:r>
-        <w:rPr>
-          <w:rFonts w:hint="eastAsia"/>
-        </w:rPr>
-        <w:t xml:space="preserve">队满：end1</w:t>
-      </w:r>
-      <w:r>
-        <w:t xml:space="preserve"> </w:t>
-      </w:r>
-      <m:oMath>
-        <m:r>
-          <m:rPr>
-            <m:sty m:val="p"/>
-          </m:rPr>
-          <m:t>=</m:t>
-        </m:r>
-        <m:r>
-          <m:rPr>
-            <m:sty m:val="p"/>
-          </m:rPr>
-          <m:t>=</m:t>
-        </m:r>
-        <m:r>
-          <m:rPr>
-            <m:sty m:val="p"/>
-          </m:rPr>
-          <m:t>(</m:t>
-        </m:r>
-        <m:r>
-          <m:rPr>
-            <m:sty m:val="b"/>
-          </m:rPr>
-          <m:t>e</m:t>
-        </m:r>
-        <m:r>
-          <m:rPr>
-            <m:sty m:val="b"/>
-          </m:rPr>
-          <m:t>n</m:t>
-        </m:r>
-        <m:r>
-          <m:rPr>
-            <m:sty m:val="b"/>
-          </m:rPr>
-          <m:t>d</m:t>
-        </m:r>
-        <m:r>
-          <m:t>2</m:t>
-        </m:r>
-        <m:r>
-          <m:rPr>
-            <m:sty m:val="p"/>
-          </m:rPr>
-          <m:t>+</m:t>
-        </m:r>
-        <m:r>
-          <m:t>1</m:t>
-        </m:r>
-        <m:r>
-          <m:rPr>
-            <m:sty m:val="p"/>
-          </m:rPr>
-          <m:t>)</m:t>
-        </m:r>
-      </m:oMath>
-      <w:r>
-        <w:t xml:space="preserve"> </w:t>
-      </w:r>
-      <w:r>
-        <w:t xml:space="preserve">mod</w:t>
-      </w:r>
-      <w:r>
-        <w:t xml:space="preserve"> </w:t>
-      </w:r>
-      <m:oMath>
-        <m:r>
-          <m:t>M</m:t>
-        </m:r>
-      </m:oMath>
-    </w:p>
-    <w:p>
-      <w:pPr>
-        <w:pStyle w:val="BodyText"/>
-      </w:pPr>
-      <w:r>
-        <w:rPr>
-          <w:b/>
-          <w:bCs/>
-        </w:rPr>
-        <w:t xml:space="preserve">D.</w:t>
-      </w:r>
-      <w:r>
-        <w:t xml:space="preserve"> </w:t>
-      </w:r>
-      <w:r>
-        <w:rPr>
-          <w:rFonts w:hint="eastAsia"/>
-        </w:rPr>
-        <w:t xml:space="preserve">队空：end1</w:t>
-      </w:r>
-      <w:r>
-        <w:t xml:space="preserve"> </w:t>
-      </w:r>
-      <m:oMath>
-        <m:r>
-          <m:rPr>
-            <m:sty m:val="p"/>
-          </m:rPr>
-          <m:t>=</m:t>
-        </m:r>
-        <m:r>
-          <m:rPr>
-            <m:sty m:val="p"/>
-          </m:rPr>
-          <m:t>=</m:t>
-        </m:r>
-      </m:oMath>
-      <w:r>
-        <w:t xml:space="preserve"> </w:t>
-      </w:r>
-      <w:r>
-        <w:t xml:space="preserve">(end2 + 1) mod M;</w:t>
-      </w:r>
-      <w:r>
-        <w:br/>
-      </w:r>
-      <w:r>
-        <w:rPr>
-          <w:rFonts w:hint="eastAsia"/>
-        </w:rPr>
-        <w:t xml:space="preserve">队满：end2</w:t>
-      </w:r>
-      <w:r>
-        <w:t xml:space="preserve"> </w:t>
-      </w:r>
-      <m:oMath>
-        <m:r>
-          <m:rPr>
-            <m:sty m:val="p"/>
-          </m:rPr>
-          <m:t>=</m:t>
-        </m:r>
-      </m:oMath>
-      <w:r>
-        <w:t xml:space="preserve"> </w:t>
-      </w:r>
-      <w:r>
-        <w:t xml:space="preserve">(end1</w:t>
-      </w:r>
-      <w:r>
-        <w:t xml:space="preserve"> </w:t>
-      </w:r>
-      <m:oMath>
-        <m:r>
-          <m:rPr>
-            <m:sty m:val="p"/>
-          </m:rPr>
-          <m:t>+</m:t>
-        </m:r>
-        <m:r>
-          <m:t>1</m:t>
-        </m:r>
-      </m:oMath>
-      <w:r>
-        <w:t xml:space="preserve"> </w:t>
-      </w:r>
-      <w:r>
-        <w:t xml:space="preserve">) mod (M-1)</w:t>
-      </w:r>
-    </w:p>
-    <w:p>
-      <w:pPr>
-        <w:pStyle w:val="BodyText"/>
-      </w:pPr>
-      <w:r>
-        <w:rPr>
-          <w:rFonts w:hint="eastAsia"/>
-          <w:b/>
-          <w:bCs/>
-        </w:rPr>
-        <w:t xml:space="preserve">[参考答案]</w:t>
-      </w:r>
-      <w:r>
-        <w:br/>
-      </w:r>
-    </w:p>
-    <w:p>
-      <w:pPr>
-        <w:pStyle w:val="BodyText"/>
-      </w:pPr>
-      <w:r>
-        <w:t xml:space="preserve">A. </w:t>
-      </w:r>
-      <w:r>
-        <w:rPr>
-          <w:rFonts w:hint="eastAsia"/>
-        </w:rPr>
-        <w:t xml:space="preserve">队空：end1</w:t>
-      </w:r>
-      <w:r>
-        <w:t xml:space="preserve"> </w:t>
-      </w:r>
-      <m:oMath>
-        <m:r>
-          <m:rPr>
-            <m:sty m:val="p"/>
-          </m:rPr>
-          <m:t>=</m:t>
-        </m:r>
-        <m:r>
-          <m:rPr>
-            <m:sty m:val="p"/>
-          </m:rPr>
-          <m:t>=</m:t>
-        </m:r>
-      </m:oMath>
-      <w:r>
-        <w:t xml:space="preserve"> </w:t>
-      </w:r>
-      <w:r>
-        <w:t xml:space="preserve">end2;</w:t>
-      </w:r>
-      <w:r>
-        <w:br/>
-      </w:r>
-      <w:r>
-        <w:rPr>
-          <w:rFonts w:hint="eastAsia"/>
-        </w:rPr>
-        <w:t xml:space="preserve">队满：end1==</w:t>
-      </w:r>
-      <w:r>
-        <w:t xml:space="preserve"> (end2 + 1) mod M</w:t>
-      </w:r>
-    </w:p>
-    <w:p>
-      <w:pPr>
-        <w:pStyle w:val="BodyText"/>
-      </w:pPr>
-      <w:r>
-        <w:rPr>
-          <w:rFonts w:hint="eastAsia"/>
-          <w:b/>
-          <w:bCs/>
-        </w:rPr>
-        <w:t xml:space="preserve">[答案解析]</w:t>
-      </w:r>
-      <w:r>
-        <w:br/>
-      </w:r>
-    </w:p>
-    <w:p>
-      <w:pPr>
-        <w:pStyle w:val="BodyText"/>
-      </w:pPr>
-      <w:r>
-        <w:rPr>
-          <w:rFonts w:hint="eastAsia"/>
-        </w:rPr>
-        <w:t xml:space="preserve">循环队列的队空条件是队头指针等于队尾指针。队满时，为了区分队空和队满的情况，预留一个空位，所以队满的条件是队头指针等于队尾指针的下一个位置，即end1==(end2+1)</w:t>
+    </w:p>
+    <w:p>
+      <w:pPr>
+        <w:pStyle w:val="BodyText"/>
+      </w:pPr>
+      <w:r>
+        <w:rPr>
+          <w:rFonts w:hint="eastAsia"/>
+        </w:rPr>
+        <w:t xml:space="preserve">循环队列通常预留一个空位置区分队空与队满。队空时队头指针等于队尾指针（end1==end2）；队满时队头指针等于队尾指针的下一个位置，即end1==(end2+1)</w:t>
       </w:r>
       <w:r>
         <w:t xml:space="preserve"> mod M。</w:t>
@@ -1789,12 +1647,6 @@
         <w:pStyle w:val="FirstParagraph"/>
       </w:pPr>
       <w:r>
-        <w:t xml:space="preserve">2</w:t>
-      </w:r>
-      <w:r>
-        <w:t xml:space="preserve"> </w:t>
-      </w:r>
-      <w:r>
         <w:rPr>
           <w:b/>
           <w:bCs/>
@@ -1910,64 +1762,7 @@
         <w:rPr>
           <w:rFonts w:hint="eastAsia"/>
         </w:rPr>
-        <w:t xml:space="preserve">中序遍历的顺序是左-根-右，对图中二叉树进行中序遍历：b,</w:t>
-      </w:r>
-      <w:r>
-        <w:t xml:space="preserve"> x, e, a, c。</w:t>
-      </w:r>
-      <w:r>
-        <w:t xml:space="preserve"> </w:t>
-      </w:r>
-      <w:r>
-        <w:rPr>
-          <w:rFonts w:hint="eastAsia"/>
-        </w:rPr>
-        <w:t xml:space="preserve">在中序线索二叉树中，结点的左线索指向其中序前驱，右线索指向其中序后继。</w:t>
-      </w:r>
-      <w:r>
-        <w:t xml:space="preserve"> </w:t>
-      </w:r>
-      <w:r>
-        <w:rPr>
-          <w:rFonts w:hint="eastAsia"/>
-        </w:rPr>
-        <w:t xml:space="preserve">对于结点x，其前驱是b，后继是e。等等，让我仔细分析树的结构。</w:t>
-      </w:r>
-      <w:r>
-        <w:t xml:space="preserve"> </w:t>
-      </w:r>
-      <w:r>
-        <w:rPr>
-          <w:rFonts w:hint="eastAsia"/>
-        </w:rPr>
-        <w:t xml:space="preserve">从图中看，二叉树的结构应该是：a是根，b和c是a的左右子树的根，x是b的右子树，e是c的左子树。</w:t>
-      </w:r>
-      <w:r>
-        <w:t xml:space="preserve"> </w:t>
-      </w:r>
-      <w:r>
-        <w:rPr>
-          <w:rFonts w:hint="eastAsia"/>
-        </w:rPr>
-        <w:t xml:space="preserve">中序遍历：b的左子树，x，b的右子树，a，c的左子树，e，c的右子树。</w:t>
-      </w:r>
-      <w:r>
-        <w:t xml:space="preserve"> </w:t>
-      </w:r>
-      <w:r>
-        <w:rPr>
-          <w:rFonts w:hint="eastAsia"/>
-        </w:rPr>
-        <w:t xml:space="preserve">如果x没有左右子树，中序遍历顺序是：...,x,...，其中x的前驱是b，后继是a。</w:t>
-      </w:r>
-      <w:r>
-        <w:t xml:space="preserve"> </w:t>
-      </w:r>
-      <w:r>
-        <w:rPr>
-          <w:rFonts w:hint="eastAsia"/>
-        </w:rPr>
-        <w:t xml:space="preserve">所以x的左线索指向b，右线索指向a。</w:t>
+        <w:t xml:space="preserve">中序遍历顺序为左-根-右。对图中二叉树进行中序遍历，结点x的前驱为b，后继为a。因此在中序线索化后，x的左线索指向b，右线索指向a。</w:t>
       </w:r>
     </w:p>
     <w:p>
@@ -2002,12 +1797,6 @@
         <w:pStyle w:val="BodyText"/>
       </w:pPr>
       <w:r>
-        <w:t xml:space="preserve">2</w:t>
-      </w:r>
-      <w:r>
-        <w:t xml:space="preserve"> </w:t>
-      </w:r>
-      <w:r>
         <w:rPr>
           <w:b/>
           <w:bCs/>
@@ -2141,7 +1930,19 @@
         <w:rPr>
           <w:rFonts w:hint="eastAsia"/>
         </w:rPr>
-        <w:t xml:space="preserve">森林转换为二叉树使用"左孩子右兄弟"表示法。森林中的叶节点在转换后的二叉树中没有左孩子（因为叶节点没有子女），但可能有右兄弟。所以森林中叶节点的个数等于二叉树中左孩子指针为空的节点个数。</w:t>
+        <w:t xml:space="preserve">森林转换为二叉树采用</w:t>
+      </w:r>
+      <w:r>
+        <w:rPr>
+          <w:rFonts w:hint="eastAsia"/>
+        </w:rPr>
+        <w:t xml:space="preserve">“左孩子-右兄弟”</w:t>
+      </w:r>
+      <w:r>
+        <w:rPr>
+          <w:rFonts w:hint="eastAsia"/>
+        </w:rPr>
+        <w:t xml:space="preserve">表示法。森林中的叶结点在转换后的二叉树中没有左孩子（因无子女），但可能有右兄弟。因此F中叶结点的个数等于T中左孩子指针为空的结点个数。</w:t>
       </w:r>
     </w:p>
     <w:p>
@@ -2176,12 +1977,6 @@
         <w:pStyle w:val="BodyText"/>
       </w:pPr>
       <w:r>
-        <w:t xml:space="preserve">2</w:t>
-      </w:r>
-      <w:r>
-        <w:t xml:space="preserve"> </w:t>
-      </w:r>
-      <w:r>
         <w:rPr>
           <w:b/>
           <w:bCs/>
@@ -2297,7 +2092,25 @@
         <w:rPr>
           <w:rFonts w:hint="eastAsia"/>
         </w:rPr>
-        <w:t xml:space="preserve">前缀编码是指没有任何一个编码是另一个编码的前缀。选项D中，"110"是"1100"的前缀，所以不是前缀编码。</w:t>
+        <w:t xml:space="preserve">前缀编码要求没有任何一个编码是另一个编码的前缀。选项D中</w:t>
+      </w:r>
+      <w:r>
+        <w:t xml:space="preserve">“110”</w:t>
+      </w:r>
+      <w:r>
+        <w:rPr>
+          <w:rFonts w:hint="eastAsia"/>
+        </w:rPr>
+        <w:t xml:space="preserve">是</w:t>
+      </w:r>
+      <w:r>
+        <w:t xml:space="preserve">“1100”</w:t>
+      </w:r>
+      <w:r>
+        <w:rPr>
+          <w:rFonts w:hint="eastAsia"/>
+        </w:rPr>
+        <w:t xml:space="preserve">的前缀，违反前缀码定义。其余选项均满足前缀码条件。</w:t>
       </w:r>
     </w:p>
     <w:p>
@@ -2379,11 +2192,650 @@
         <w:pStyle w:val="FirstParagraph"/>
       </w:pPr>
       <w:r>
+        <w:rPr>
+          <w:b/>
+          <w:bCs/>
+        </w:rPr>
+        <w:t xml:space="preserve">A.</w:t>
+      </w:r>
+      <w:r>
+        <w:t xml:space="preserve"> </w:t>
+      </w:r>
+      <w:r>
+        <w:t xml:space="preserve">3,1,2,4,5,6</w:t>
+      </w:r>
+    </w:p>
+    <w:p>
+      <w:pPr>
+        <w:pStyle w:val="BodyText"/>
+      </w:pPr>
+      <w:r>
+        <w:rPr>
+          <w:b/>
+          <w:bCs/>
+        </w:rPr>
+        <w:t xml:space="preserve">B.</w:t>
+      </w:r>
+      <w:r>
+        <w:t xml:space="preserve"> </w:t>
+      </w:r>
+      <w:r>
+        <w:t xml:space="preserve">3,1,2,4,6,5</w:t>
+      </w:r>
+    </w:p>
+    <w:p>
+      <w:pPr>
+        <w:pStyle w:val="BodyText"/>
+      </w:pPr>
+      <w:r>
+        <w:rPr>
+          <w:b/>
+          <w:bCs/>
+        </w:rPr>
+        <w:t xml:space="preserve">C.</w:t>
+      </w:r>
+      <w:r>
+        <w:t xml:space="preserve"> </w:t>
+      </w:r>
+      <w:r>
+        <w:t xml:space="preserve">3,1,4,2,5,6</w:t>
+      </w:r>
+    </w:p>
+    <w:p>
+      <w:pPr>
+        <w:pStyle w:val="BodyText"/>
+      </w:pPr>
+      <w:r>
+        <w:rPr>
+          <w:b/>
+          <w:bCs/>
+        </w:rPr>
+        <w:t xml:space="preserve">D.</w:t>
+      </w:r>
+      <w:r>
+        <w:t xml:space="preserve"> </w:t>
+      </w:r>
+      <w:r>
+        <w:t xml:space="preserve">3,1,4,2,6,5</w:t>
+      </w:r>
+    </w:p>
+    <w:p>
+      <w:pPr>
+        <w:pStyle w:val="BodyText"/>
+      </w:pPr>
+      <w:r>
+        <w:rPr>
+          <w:rFonts w:hint="eastAsia"/>
+          <w:b/>
+          <w:bCs/>
+        </w:rPr>
+        <w:t xml:space="preserve">[参考答案]</w:t>
+      </w:r>
+      <w:r>
+        <w:br/>
+      </w:r>
+    </w:p>
+    <w:p>
+      <w:pPr>
+        <w:pStyle w:val="BodyText"/>
+      </w:pPr>
+      <w:r>
+        <w:t xml:space="preserve">B. 3,1,2,4,6,5</w:t>
+      </w:r>
+    </w:p>
+    <w:p>
+      <w:pPr>
+        <w:pStyle w:val="BodyText"/>
+      </w:pPr>
+      <w:r>
+        <w:rPr>
+          <w:rFonts w:hint="eastAsia"/>
+          <w:b/>
+          <w:bCs/>
+        </w:rPr>
+        <w:t xml:space="preserve">[答案解析]</w:t>
+      </w:r>
+      <w:r>
+        <w:br/>
+      </w:r>
+    </w:p>
+    <w:p>
+      <w:pPr>
+        <w:pStyle w:val="BodyText"/>
+      </w:pPr>
+      <w:r>
+        <w:rPr>
+          <w:rFonts w:hint="eastAsia"/>
+        </w:rPr>
+        <w:t xml:space="preserve">拓扑排序需满足有向边的前驱后继关系。选项B中3在1之前，1在2之前，2在4之前，4在6之前，6在5之前，符合图中所有边的拓扑约束。其余选项存在违反先后顺序的情况。</w:t>
+      </w:r>
+    </w:p>
+    <w:p>
+      <w:pPr>
+        <w:pStyle w:val="BodyText"/>
+      </w:pPr>
+      <w:r>
+        <w:rPr>
+          <w:rFonts w:hint="eastAsia"/>
+          <w:b/>
+          <w:bCs/>
+        </w:rPr>
+        <w:t xml:space="preserve">[单选题]</w:t>
+      </w:r>
+    </w:p>
+    <w:p>
+      <w:pPr>
+        <w:pStyle w:val="BodyText"/>
+      </w:pPr>
+      <w:r>
+        <w:t xml:space="preserve"> </w:t>
+      </w:r>
+      <w:r>
+        <w:rPr>
+          <w:rFonts w:hint="eastAsia"/>
+        </w:rPr>
+        <w:t xml:space="preserve">用哈希（散列）方法处理冲突（碰撞）时可能出现堆积（聚集）现象。</w:t>
+      </w:r>
+      <w:r>
+        <w:t xml:space="preserve"> </w:t>
+      </w:r>
+      <w:r>
+        <w:rPr>
+          <w:rFonts w:hint="eastAsia"/>
+        </w:rPr>
+        <w:t xml:space="preserve">下列选项中，会受堆积现象直接影响的是</w:t>
+      </w:r>
+    </w:p>
+    <w:p>
+      <w:pPr>
+        <w:pStyle w:val="BodyText"/>
+      </w:pPr>
+      <w:r>
+        <w:rPr>
+          <w:b/>
+          <w:bCs/>
+        </w:rPr>
+        <w:t xml:space="preserve">A.</w:t>
+      </w:r>
+      <w:r>
+        <w:t xml:space="preserve"> </w:t>
+      </w:r>
+      <w:r>
+        <w:rPr>
+          <w:rFonts w:hint="eastAsia"/>
+        </w:rPr>
+        <w:t xml:space="preserve">存储效率</w:t>
+      </w:r>
+    </w:p>
+    <w:p>
+      <w:pPr>
+        <w:pStyle w:val="BodyText"/>
+      </w:pPr>
+      <w:r>
+        <w:rPr>
+          <w:b/>
+          <w:bCs/>
+        </w:rPr>
+        <w:t xml:space="preserve">B.</w:t>
+      </w:r>
+      <w:r>
+        <w:t xml:space="preserve"> </w:t>
+      </w:r>
+      <w:r>
+        <w:rPr>
+          <w:rFonts w:hint="eastAsia"/>
+        </w:rPr>
+        <w:t xml:space="preserve">散列函数</w:t>
+      </w:r>
+    </w:p>
+    <w:p>
+      <w:pPr>
+        <w:pStyle w:val="BodyText"/>
+      </w:pPr>
+      <w:r>
+        <w:rPr>
+          <w:b/>
+          <w:bCs/>
+        </w:rPr>
+        <w:t xml:space="preserve">C.</w:t>
+      </w:r>
+      <w:r>
+        <w:t xml:space="preserve"> </w:t>
+      </w:r>
+      <w:r>
+        <w:rPr>
+          <w:rFonts w:hint="eastAsia"/>
+        </w:rPr>
+        <w:t xml:space="preserve">装填（装载）因子</w:t>
+      </w:r>
+    </w:p>
+    <w:p>
+      <w:pPr>
+        <w:pStyle w:val="BodyText"/>
+      </w:pPr>
+      <w:r>
+        <w:rPr>
+          <w:b/>
+          <w:bCs/>
+        </w:rPr>
+        <w:t xml:space="preserve">D.</w:t>
+      </w:r>
+      <w:r>
+        <w:t xml:space="preserve"> </w:t>
+      </w:r>
+      <w:r>
+        <w:rPr>
+          <w:rFonts w:hint="eastAsia"/>
+        </w:rPr>
+        <w:t xml:space="preserve">平均查找长度</w:t>
+      </w:r>
+    </w:p>
+    <w:p>
+      <w:pPr>
+        <w:pStyle w:val="BodyText"/>
+      </w:pPr>
+      <w:r>
+        <w:rPr>
+          <w:rFonts w:hint="eastAsia"/>
+          <w:b/>
+          <w:bCs/>
+        </w:rPr>
+        <w:t xml:space="preserve">[参考答案]</w:t>
+      </w:r>
+      <w:r>
+        <w:br/>
+      </w:r>
+    </w:p>
+    <w:p>
+      <w:pPr>
+        <w:pStyle w:val="BodyText"/>
+      </w:pPr>
+      <w:r>
+        <w:t xml:space="preserve">D. </w:t>
+      </w:r>
+      <w:r>
+        <w:rPr>
+          <w:rFonts w:hint="eastAsia"/>
+        </w:rPr>
+        <w:t xml:space="preserve">平均查找长度</w:t>
+      </w:r>
+    </w:p>
+    <w:p>
+      <w:pPr>
+        <w:pStyle w:val="BodyText"/>
+      </w:pPr>
+      <w:r>
+        <w:rPr>
+          <w:rFonts w:hint="eastAsia"/>
+          <w:b/>
+          <w:bCs/>
+        </w:rPr>
+        <w:t xml:space="preserve">[答案解析]</w:t>
+      </w:r>
+      <w:r>
+        <w:br/>
+      </w:r>
+    </w:p>
+    <w:p>
+      <w:pPr>
+        <w:pStyle w:val="BodyText"/>
+      </w:pPr>
+      <w:r>
+        <w:rPr>
+          <w:rFonts w:hint="eastAsia"/>
+        </w:rPr>
+        <w:t xml:space="preserve">堆积现象会导致同义词在散列表中连续聚集，使得查找时需进行更多探测，从而直接增加平均查找长度。</w:t>
+      </w:r>
+    </w:p>
+    <w:p>
+      <w:pPr>
+        <w:pStyle w:val="BodyText"/>
+      </w:pPr>
+      <w:r>
+        <w:rPr>
+          <w:rFonts w:hint="eastAsia"/>
+          <w:b/>
+          <w:bCs/>
+        </w:rPr>
+        <w:t xml:space="preserve">[单选题]</w:t>
+      </w:r>
+    </w:p>
+    <w:p>
+      <w:pPr>
+        <w:pStyle w:val="BodyText"/>
+      </w:pPr>
+      <w:r>
+        <w:t xml:space="preserve"> </w:t>
+      </w:r>
+      <w:r>
+        <w:rPr>
+          <w:rFonts w:hint="eastAsia"/>
+        </w:rPr>
+        <w:t xml:space="preserve">在一棵具有15个关键字的4阶B树中，</w:t>
+      </w:r>
+      <w:r>
+        <w:t xml:space="preserve"> </w:t>
+      </w:r>
+      <w:r>
+        <w:rPr>
+          <w:rFonts w:hint="eastAsia"/>
+        </w:rPr>
+        <w:t xml:space="preserve">含关键字的结点个数最多是</w:t>
+      </w:r>
+    </w:p>
+    <w:p>
+      <w:pPr>
+        <w:pStyle w:val="BodyText"/>
+      </w:pPr>
+      <w:r>
+        <w:rPr>
+          <w:b/>
+          <w:bCs/>
+        </w:rPr>
+        <w:t xml:space="preserve">A.</w:t>
+      </w:r>
+      <w:r>
+        <w:t xml:space="preserve"> </w:t>
+      </w:r>
+      <w:r>
+        <w:t xml:space="preserve">5</w:t>
+      </w:r>
+    </w:p>
+    <w:p>
+      <w:pPr>
+        <w:pStyle w:val="BodyText"/>
+      </w:pPr>
+      <w:r>
+        <w:rPr>
+          <w:b/>
+          <w:bCs/>
+        </w:rPr>
+        <w:t xml:space="preserve">B.</w:t>
+      </w:r>
+      <w:r>
+        <w:t xml:space="preserve"> </w:t>
+      </w:r>
+      <w:r>
+        <w:t xml:space="preserve">6</w:t>
+      </w:r>
+    </w:p>
+    <w:p>
+      <w:pPr>
+        <w:pStyle w:val="BodyText"/>
+      </w:pPr>
+      <w:r>
+        <w:rPr>
+          <w:b/>
+          <w:bCs/>
+        </w:rPr>
+        <w:t xml:space="preserve">C.</w:t>
+      </w:r>
+      <w:r>
+        <w:t xml:space="preserve"> </w:t>
+      </w:r>
+      <w:r>
+        <w:t xml:space="preserve">10</w:t>
+      </w:r>
+    </w:p>
+    <w:p>
+      <w:pPr>
+        <w:pStyle w:val="BodyText"/>
+      </w:pPr>
+      <w:r>
+        <w:rPr>
+          <w:b/>
+          <w:bCs/>
+        </w:rPr>
+        <w:t xml:space="preserve">D.</w:t>
+      </w:r>
+      <w:r>
+        <w:t xml:space="preserve"> </w:t>
+      </w:r>
+      <w:r>
+        <w:t xml:space="preserve">15</w:t>
+      </w:r>
+    </w:p>
+    <w:p>
+      <w:pPr>
+        <w:pStyle w:val="BodyText"/>
+      </w:pPr>
+      <w:r>
+        <w:rPr>
+          <w:rFonts w:hint="eastAsia"/>
+          <w:b/>
+          <w:bCs/>
+        </w:rPr>
+        <w:t xml:space="preserve">[参考答案]</w:t>
+      </w:r>
+      <w:r>
+        <w:br/>
+      </w:r>
+    </w:p>
+    <w:p>
+      <w:pPr>
+        <w:pStyle w:val="BodyText"/>
+      </w:pPr>
+      <w:r>
+        <w:t xml:space="preserve">D. 15</w:t>
+      </w:r>
+    </w:p>
+    <w:p>
+      <w:pPr>
+        <w:pStyle w:val="BodyText"/>
+      </w:pPr>
+      <w:r>
+        <w:rPr>
+          <w:rFonts w:hint="eastAsia"/>
+          <w:b/>
+          <w:bCs/>
+        </w:rPr>
+        <w:t xml:space="preserve">[答案解析]</w:t>
+      </w:r>
+      <w:r>
+        <w:br/>
+      </w:r>
+    </w:p>
+    <w:p>
+      <w:pPr>
+        <w:pStyle w:val="BodyText"/>
+      </w:pPr>
+      <w:r>
+        <w:rPr>
+          <w:rFonts w:hint="eastAsia"/>
+        </w:rPr>
+        <w:t xml:space="preserve">4阶B树中每个结点最多含3个关键字，最少含1个关键字（根结点除外）。要使结点数最多，需让每个结点含最少关键字（1个），故最多可有15个结点。</w:t>
+      </w:r>
+    </w:p>
+    <w:p>
+      <w:pPr>
+        <w:pStyle w:val="BodyText"/>
+      </w:pPr>
+      <w:r>
+        <w:rPr>
+          <w:rFonts w:hint="eastAsia"/>
+          <w:b/>
+          <w:bCs/>
+        </w:rPr>
+        <w:t xml:space="preserve">[单选题]</w:t>
+      </w:r>
+    </w:p>
+    <w:p>
+      <w:pPr>
+        <w:pStyle w:val="BodyText"/>
+      </w:pPr>
+      <w:r>
+        <w:t xml:space="preserve"> </w:t>
+      </w:r>
+      <w:r>
+        <w:rPr>
+          <w:rFonts w:hint="eastAsia"/>
+        </w:rPr>
+        <w:t xml:space="preserve">用希尔排序方法对一个数据序列进行排序时，若第1趟排序结果为9,1,4,13,7,8,20,23,15,</w:t>
+      </w:r>
+      <w:r>
+        <w:t xml:space="preserve"> </w:t>
+      </w:r>
+      <w:r>
+        <w:rPr>
+          <w:rFonts w:hint="eastAsia"/>
+        </w:rPr>
+        <w:t xml:space="preserve">则该趟排序采用的增量（间隔）可能是</w:t>
+      </w:r>
+    </w:p>
+    <w:p>
+      <w:pPr>
+        <w:pStyle w:val="BodyText"/>
+      </w:pPr>
+      <w:r>
+        <w:rPr>
+          <w:b/>
+          <w:bCs/>
+        </w:rPr>
+        <w:t xml:space="preserve">A.</w:t>
+      </w:r>
+      <w:r>
+        <w:t xml:space="preserve"> </w:t>
+      </w:r>
+      <w:r>
         <w:t xml:space="preserve">2</w:t>
       </w:r>
-      <w:r>
-        <w:t xml:space="preserve"> </w:t>
-      </w:r>
+    </w:p>
+    <w:p>
+      <w:pPr>
+        <w:pStyle w:val="BodyText"/>
+      </w:pPr>
+      <w:r>
+        <w:rPr>
+          <w:b/>
+          <w:bCs/>
+        </w:rPr>
+        <w:t xml:space="preserve">B.</w:t>
+      </w:r>
+      <w:r>
+        <w:t xml:space="preserve"> </w:t>
+      </w:r>
+      <w:r>
+        <w:t xml:space="preserve">3</w:t>
+      </w:r>
+    </w:p>
+    <w:p>
+      <w:pPr>
+        <w:pStyle w:val="BodyText"/>
+      </w:pPr>
+      <w:r>
+        <w:rPr>
+          <w:b/>
+          <w:bCs/>
+        </w:rPr>
+        <w:t xml:space="preserve">C.</w:t>
+      </w:r>
+      <w:r>
+        <w:t xml:space="preserve"> </w:t>
+      </w:r>
+      <w:r>
+        <w:t xml:space="preserve">4</w:t>
+      </w:r>
+    </w:p>
+    <w:p>
+      <w:pPr>
+        <w:pStyle w:val="BodyText"/>
+      </w:pPr>
+      <w:r>
+        <w:rPr>
+          <w:b/>
+          <w:bCs/>
+        </w:rPr>
+        <w:t xml:space="preserve">D.</w:t>
+      </w:r>
+      <w:r>
+        <w:t xml:space="preserve"> </w:t>
+      </w:r>
+      <w:r>
+        <w:t xml:space="preserve">5</w:t>
+      </w:r>
+    </w:p>
+    <w:p>
+      <w:pPr>
+        <w:pStyle w:val="BodyText"/>
+      </w:pPr>
+      <w:r>
+        <w:rPr>
+          <w:rFonts w:hint="eastAsia"/>
+          <w:b/>
+          <w:bCs/>
+        </w:rPr>
+        <w:t xml:space="preserve">[参考答案]</w:t>
+      </w:r>
+      <w:r>
+        <w:br/>
+      </w:r>
+    </w:p>
+    <w:p>
+      <w:pPr>
+        <w:pStyle w:val="BodyText"/>
+      </w:pPr>
+      <w:r>
+        <w:t xml:space="preserve">C. 4</w:t>
+      </w:r>
+    </w:p>
+    <w:p>
+      <w:pPr>
+        <w:pStyle w:val="BodyText"/>
+      </w:pPr>
+      <w:r>
+        <w:rPr>
+          <w:rFonts w:hint="eastAsia"/>
+          <w:b/>
+          <w:bCs/>
+        </w:rPr>
+        <w:t xml:space="preserve">[答案解析]</w:t>
+      </w:r>
+      <w:r>
+        <w:br/>
+      </w:r>
+    </w:p>
+    <w:p>
+      <w:pPr>
+        <w:pStyle w:val="BodyText"/>
+      </w:pPr>
+      <w:r>
+        <w:rPr>
+          <w:rFonts w:hint="eastAsia"/>
+        </w:rPr>
+        <w:t xml:space="preserve">希尔排序按增量划分子序列进行插入排序。若增量为4，则分为4组：(9,7,15)、(1,8)、(4,20)、(13,23)。对每组排序后结果为9,1,4,13,7,8,20,23,15，与题干一致。</w:t>
+      </w:r>
+    </w:p>
+    <w:p>
+      <w:pPr>
+        <w:pStyle w:val="BodyText"/>
+      </w:pPr>
+      <w:r>
+        <w:rPr>
+          <w:rFonts w:hint="eastAsia"/>
+          <w:b/>
+          <w:bCs/>
+        </w:rPr>
+        <w:t xml:space="preserve">[单选题]</w:t>
+      </w:r>
+    </w:p>
+    <w:p>
+      <w:pPr>
+        <w:pStyle w:val="BodyText"/>
+      </w:pPr>
+      <w:r>
+        <w:t xml:space="preserve"> </w:t>
+      </w:r>
+      <w:r>
+        <w:rPr>
+          <w:rFonts w:hint="eastAsia"/>
+        </w:rPr>
+        <w:t xml:space="preserve">下列选项中，不可能是快速排序第2趟排序结果的是</w:t>
+      </w:r>
+    </w:p>
+    <w:p>
+      <w:pPr>
+        <w:pStyle w:val="BodyText"/>
+      </w:pPr>
       <w:r>
         <w:rPr>
           <w:b/>
@@ -2395,7 +2847,7 @@
         <w:t xml:space="preserve"> </w:t>
       </w:r>
       <w:r>
-        <w:t xml:space="preserve">3,1,2,4,5,6</w:t>
+        <w:t xml:space="preserve">2,3,5,4,6,7,9</w:t>
       </w:r>
     </w:p>
     <w:p>
@@ -2413,7 +2865,7 @@
         <w:t xml:space="preserve"> </w:t>
       </w:r>
       <w:r>
-        <w:t xml:space="preserve">3,1,2,4,6,5</w:t>
+        <w:t xml:space="preserve">2,7,5,6,4,3,9</w:t>
       </w:r>
     </w:p>
     <w:p>
@@ -2431,7 +2883,7 @@
         <w:t xml:space="preserve"> </w:t>
       </w:r>
       <w:r>
-        <w:t xml:space="preserve">3,1,4,2,5,6</w:t>
+        <w:t xml:space="preserve">3,2,5,4, 7,6,9</w:t>
       </w:r>
     </w:p>
     <w:p>
@@ -2449,7 +2901,7 @@
         <w:t xml:space="preserve"> </w:t>
       </w:r>
       <w:r>
-        <w:t xml:space="preserve">3,1,4,2,6,5</w:t>
+        <w:t xml:space="preserve">4,2, 3,5,7,6,9</w:t>
       </w:r>
     </w:p>
     <w:p>
@@ -2473,7 +2925,7 @@
         <w:pStyle w:val="BodyText"/>
       </w:pPr>
       <w:r>
-        <w:t xml:space="preserve">B. 3,1,2,4,6,5</w:t>
+        <w:t xml:space="preserve">C. 3,2,5,4, 7,6,9</w:t>
       </w:r>
     </w:p>
     <w:p>
@@ -2500,685 +2952,7 @@
         <w:rPr>
           <w:rFonts w:hint="eastAsia"/>
         </w:rPr>
-        <w:t xml:space="preserve">拓扑排序需要按照图的拓扑关系进行排序，只有当一个节点的所有前驱节点都被访问后，才能访问该节点。根据图中的边关系，可能的拓扑序列是3,1,2,4,6,5。</w:t>
-      </w:r>
-    </w:p>
-    <w:p>
-      <w:pPr>
-        <w:pStyle w:val="BodyText"/>
-      </w:pPr>
-      <w:r>
-        <w:rPr>
-          <w:rFonts w:hint="eastAsia"/>
-          <w:b/>
-          <w:bCs/>
-        </w:rPr>
-        <w:t xml:space="preserve">[单选题]</w:t>
-      </w:r>
-    </w:p>
-    <w:p>
-      <w:pPr>
-        <w:pStyle w:val="BodyText"/>
-      </w:pPr>
-      <w:r>
-        <w:t xml:space="preserve"> </w:t>
-      </w:r>
-      <w:r>
-        <w:rPr>
-          <w:rFonts w:hint="eastAsia"/>
-        </w:rPr>
-        <w:t xml:space="preserve">用哈希（散列）方法处理冲突（碰撞）时可能出现堆积（聚集）现象。</w:t>
-      </w:r>
-      <w:r>
-        <w:t xml:space="preserve"> </w:t>
-      </w:r>
-      <w:r>
-        <w:rPr>
-          <w:rFonts w:hint="eastAsia"/>
-        </w:rPr>
-        <w:t xml:space="preserve">下列选项中，会受堆积现象直接影响的是</w:t>
-      </w:r>
-    </w:p>
-    <w:p>
-      <w:pPr>
-        <w:pStyle w:val="BodyText"/>
-      </w:pPr>
-      <w:r>
-        <w:t xml:space="preserve">2</w:t>
-      </w:r>
-      <w:r>
-        <w:t xml:space="preserve"> </w:t>
-      </w:r>
-      <w:r>
-        <w:rPr>
-          <w:b/>
-          <w:bCs/>
-        </w:rPr>
-        <w:t xml:space="preserve">A.</w:t>
-      </w:r>
-      <w:r>
-        <w:t xml:space="preserve"> </w:t>
-      </w:r>
-      <w:r>
-        <w:rPr>
-          <w:rFonts w:hint="eastAsia"/>
-        </w:rPr>
-        <w:t xml:space="preserve">存储效率</w:t>
-      </w:r>
-    </w:p>
-    <w:p>
-      <w:pPr>
-        <w:pStyle w:val="BodyText"/>
-      </w:pPr>
-      <w:r>
-        <w:rPr>
-          <w:b/>
-          <w:bCs/>
-        </w:rPr>
-        <w:t xml:space="preserve">B.</w:t>
-      </w:r>
-      <w:r>
-        <w:t xml:space="preserve"> </w:t>
-      </w:r>
-      <w:r>
-        <w:rPr>
-          <w:rFonts w:hint="eastAsia"/>
-        </w:rPr>
-        <w:t xml:space="preserve">散列函数</w:t>
-      </w:r>
-    </w:p>
-    <w:p>
-      <w:pPr>
-        <w:pStyle w:val="BodyText"/>
-      </w:pPr>
-      <w:r>
-        <w:rPr>
-          <w:b/>
-          <w:bCs/>
-        </w:rPr>
-        <w:t xml:space="preserve">C.</w:t>
-      </w:r>
-      <w:r>
-        <w:t xml:space="preserve"> </w:t>
-      </w:r>
-      <w:r>
-        <w:rPr>
-          <w:rFonts w:hint="eastAsia"/>
-        </w:rPr>
-        <w:t xml:space="preserve">装填（装载）因子</w:t>
-      </w:r>
-    </w:p>
-    <w:p>
-      <w:pPr>
-        <w:pStyle w:val="BodyText"/>
-      </w:pPr>
-      <w:r>
-        <w:rPr>
-          <w:b/>
-          <w:bCs/>
-        </w:rPr>
-        <w:t xml:space="preserve">D.</w:t>
-      </w:r>
-      <w:r>
-        <w:t xml:space="preserve"> </w:t>
-      </w:r>
-      <w:r>
-        <w:rPr>
-          <w:rFonts w:hint="eastAsia"/>
-        </w:rPr>
-        <w:t xml:space="preserve">平均查找长度</w:t>
-      </w:r>
-    </w:p>
-    <w:p>
-      <w:pPr>
-        <w:pStyle w:val="BodyText"/>
-      </w:pPr>
-      <w:r>
-        <w:rPr>
-          <w:rFonts w:hint="eastAsia"/>
-          <w:b/>
-          <w:bCs/>
-        </w:rPr>
-        <w:t xml:space="preserve">[参考答案]</w:t>
-      </w:r>
-      <w:r>
-        <w:br/>
-      </w:r>
-    </w:p>
-    <w:p>
-      <w:pPr>
-        <w:pStyle w:val="BodyText"/>
-      </w:pPr>
-      <w:r>
-        <w:t xml:space="preserve">D. </w:t>
-      </w:r>
-      <w:r>
-        <w:rPr>
-          <w:rFonts w:hint="eastAsia"/>
-        </w:rPr>
-        <w:t xml:space="preserve">平均查找长度</w:t>
-      </w:r>
-    </w:p>
-    <w:p>
-      <w:pPr>
-        <w:pStyle w:val="BodyText"/>
-      </w:pPr>
-      <w:r>
-        <w:rPr>
-          <w:rFonts w:hint="eastAsia"/>
-          <w:b/>
-          <w:bCs/>
-        </w:rPr>
-        <w:t xml:space="preserve">[答案解析]</w:t>
-      </w:r>
-      <w:r>
-        <w:br/>
-      </w:r>
-    </w:p>
-    <w:p>
-      <w:pPr>
-        <w:pStyle w:val="BodyText"/>
-      </w:pPr>
-      <w:r>
-        <w:rPr>
-          <w:rFonts w:hint="eastAsia"/>
-        </w:rPr>
-        <w:t xml:space="preserve">堆积（聚集）现象会导致连续的同义词聚集在一起，使得在查找时需要探测更多的位置，从而增加平均查找长度。</w:t>
-      </w:r>
-    </w:p>
-    <w:p>
-      <w:pPr>
-        <w:pStyle w:val="BodyText"/>
-      </w:pPr>
-      <w:r>
-        <w:rPr>
-          <w:rFonts w:hint="eastAsia"/>
-          <w:b/>
-          <w:bCs/>
-        </w:rPr>
-        <w:t xml:space="preserve">[单选题]</w:t>
-      </w:r>
-    </w:p>
-    <w:p>
-      <w:pPr>
-        <w:pStyle w:val="BodyText"/>
-      </w:pPr>
-      <w:r>
-        <w:t xml:space="preserve"> </w:t>
-      </w:r>
-      <w:r>
-        <w:rPr>
-          <w:rFonts w:hint="eastAsia"/>
-        </w:rPr>
-        <w:t xml:space="preserve">在一棵具有15个关键字的4阶B树中，</w:t>
-      </w:r>
-      <w:r>
-        <w:t xml:space="preserve"> </w:t>
-      </w:r>
-      <w:r>
-        <w:rPr>
-          <w:rFonts w:hint="eastAsia"/>
-        </w:rPr>
-        <w:t xml:space="preserve">含关键字的结点个数最多是</w:t>
-      </w:r>
-    </w:p>
-    <w:p>
-      <w:pPr>
-        <w:pStyle w:val="BodyText"/>
-      </w:pPr>
-      <w:r>
-        <w:t xml:space="preserve">2</w:t>
-      </w:r>
-      <w:r>
-        <w:t xml:space="preserve"> </w:t>
-      </w:r>
-      <w:r>
-        <w:rPr>
-          <w:b/>
-          <w:bCs/>
-        </w:rPr>
-        <w:t xml:space="preserve">A.</w:t>
-      </w:r>
-      <w:r>
-        <w:t xml:space="preserve"> </w:t>
-      </w:r>
-      <w:r>
-        <w:t xml:space="preserve">5</w:t>
-      </w:r>
-    </w:p>
-    <w:p>
-      <w:pPr>
-        <w:pStyle w:val="BodyText"/>
-      </w:pPr>
-      <w:r>
-        <w:rPr>
-          <w:b/>
-          <w:bCs/>
-        </w:rPr>
-        <w:t xml:space="preserve">B.</w:t>
-      </w:r>
-      <w:r>
-        <w:t xml:space="preserve"> </w:t>
-      </w:r>
-      <w:r>
-        <w:t xml:space="preserve">6</w:t>
-      </w:r>
-    </w:p>
-    <w:p>
-      <w:pPr>
-        <w:pStyle w:val="BodyText"/>
-      </w:pPr>
-      <w:r>
-        <w:rPr>
-          <w:b/>
-          <w:bCs/>
-        </w:rPr>
-        <w:t xml:space="preserve">C.</w:t>
-      </w:r>
-      <w:r>
-        <w:t xml:space="preserve"> </w:t>
-      </w:r>
-      <w:r>
-        <w:t xml:space="preserve">10</w:t>
-      </w:r>
-    </w:p>
-    <w:p>
-      <w:pPr>
-        <w:pStyle w:val="BodyText"/>
-      </w:pPr>
-      <w:r>
-        <w:rPr>
-          <w:b/>
-          <w:bCs/>
-        </w:rPr>
-        <w:t xml:space="preserve">D.</w:t>
-      </w:r>
-      <w:r>
-        <w:t xml:space="preserve"> </w:t>
-      </w:r>
-      <w:r>
-        <w:t xml:space="preserve">15</w:t>
-      </w:r>
-    </w:p>
-    <w:p>
-      <w:pPr>
-        <w:pStyle w:val="BodyText"/>
-      </w:pPr>
-      <w:r>
-        <w:rPr>
-          <w:rFonts w:hint="eastAsia"/>
-          <w:b/>
-          <w:bCs/>
-        </w:rPr>
-        <w:t xml:space="preserve">[参考答案]</w:t>
-      </w:r>
-      <w:r>
-        <w:br/>
-      </w:r>
-    </w:p>
-    <w:p>
-      <w:pPr>
-        <w:pStyle w:val="BodyText"/>
-      </w:pPr>
-      <w:r>
-        <w:t xml:space="preserve">D. 15</w:t>
-      </w:r>
-    </w:p>
-    <w:p>
-      <w:pPr>
-        <w:pStyle w:val="BodyText"/>
-      </w:pPr>
-      <w:r>
-        <w:rPr>
-          <w:rFonts w:hint="eastAsia"/>
-          <w:b/>
-          <w:bCs/>
-        </w:rPr>
-        <w:t xml:space="preserve">[答案解析]</w:t>
-      </w:r>
-      <w:r>
-        <w:br/>
-      </w:r>
-    </w:p>
-    <w:p>
-      <w:pPr>
-        <w:pStyle w:val="BodyText"/>
-      </w:pPr>
-      <w:r>
-        <w:rPr>
-          <w:rFonts w:hint="eastAsia"/>
-        </w:rPr>
-        <w:t xml:space="preserve">4阶B树中，每个节点最多包含3个关键字。要使节点数最多，就要让每个节点包含的关键字数最少。每个节点至少包含⌈4/2⌉-1=1个关键字。所以最多有15个节点，每个节点包含1个关键字。</w:t>
-      </w:r>
-    </w:p>
-    <w:p>
-      <w:pPr>
-        <w:pStyle w:val="BodyText"/>
-      </w:pPr>
-      <w:r>
-        <w:rPr>
-          <w:rFonts w:hint="eastAsia"/>
-          <w:b/>
-          <w:bCs/>
-        </w:rPr>
-        <w:t xml:space="preserve">[单选题]</w:t>
-      </w:r>
-    </w:p>
-    <w:p>
-      <w:pPr>
-        <w:pStyle w:val="BodyText"/>
-      </w:pPr>
-      <w:r>
-        <w:t xml:space="preserve"> </w:t>
-      </w:r>
-      <w:r>
-        <w:rPr>
-          <w:rFonts w:hint="eastAsia"/>
-        </w:rPr>
-        <w:t xml:space="preserve">用希尔排序方法对一个数据序列进行排序时，若第1趟排序结果为9,1,4,13,7,8,20,23,15,</w:t>
-      </w:r>
-      <w:r>
-        <w:t xml:space="preserve"> </w:t>
-      </w:r>
-      <w:r>
-        <w:rPr>
-          <w:rFonts w:hint="eastAsia"/>
-        </w:rPr>
-        <w:t xml:space="preserve">则该趟排序采用的增量（间隔）可能是</w:t>
-      </w:r>
-    </w:p>
-    <w:p>
-      <w:pPr>
-        <w:pStyle w:val="BodyText"/>
-      </w:pPr>
-      <w:r>
-        <w:t xml:space="preserve">2</w:t>
-      </w:r>
-      <w:r>
-        <w:t xml:space="preserve"> </w:t>
-      </w:r>
-      <w:r>
-        <w:rPr>
-          <w:b/>
-          <w:bCs/>
-        </w:rPr>
-        <w:t xml:space="preserve">A.</w:t>
-      </w:r>
-      <w:r>
-        <w:t xml:space="preserve"> </w:t>
-      </w:r>
-      <w:r>
-        <w:t xml:space="preserve">2</w:t>
-      </w:r>
-    </w:p>
-    <w:p>
-      <w:pPr>
-        <w:pStyle w:val="BodyText"/>
-      </w:pPr>
-      <w:r>
-        <w:rPr>
-          <w:b/>
-          <w:bCs/>
-        </w:rPr>
-        <w:t xml:space="preserve">B.</w:t>
-      </w:r>
-      <w:r>
-        <w:t xml:space="preserve"> </w:t>
-      </w:r>
-      <w:r>
-        <w:t xml:space="preserve">3</w:t>
-      </w:r>
-    </w:p>
-    <w:p>
-      <w:pPr>
-        <w:pStyle w:val="BodyText"/>
-      </w:pPr>
-      <w:r>
-        <w:rPr>
-          <w:b/>
-          <w:bCs/>
-        </w:rPr>
-        <w:t xml:space="preserve">C.</w:t>
-      </w:r>
-      <w:r>
-        <w:t xml:space="preserve"> </w:t>
-      </w:r>
-      <w:r>
-        <w:t xml:space="preserve">4</w:t>
-      </w:r>
-    </w:p>
-    <w:p>
-      <w:pPr>
-        <w:pStyle w:val="BodyText"/>
-      </w:pPr>
-      <w:r>
-        <w:rPr>
-          <w:b/>
-          <w:bCs/>
-        </w:rPr>
-        <w:t xml:space="preserve">D.</w:t>
-      </w:r>
-      <w:r>
-        <w:t xml:space="preserve"> </w:t>
-      </w:r>
-      <w:r>
-        <w:t xml:space="preserve">5</w:t>
-      </w:r>
-    </w:p>
-    <w:p>
-      <w:pPr>
-        <w:pStyle w:val="BodyText"/>
-      </w:pPr>
-      <w:r>
-        <w:rPr>
-          <w:rFonts w:hint="eastAsia"/>
-          <w:b/>
-          <w:bCs/>
-        </w:rPr>
-        <w:t xml:space="preserve">[参考答案]</w:t>
-      </w:r>
-      <w:r>
-        <w:br/>
-      </w:r>
-    </w:p>
-    <w:p>
-      <w:pPr>
-        <w:pStyle w:val="BodyText"/>
-      </w:pPr>
-      <w:r>
-        <w:t xml:space="preserve">C. 4</w:t>
-      </w:r>
-    </w:p>
-    <w:p>
-      <w:pPr>
-        <w:pStyle w:val="BodyText"/>
-      </w:pPr>
-      <w:r>
-        <w:rPr>
-          <w:rFonts w:hint="eastAsia"/>
-          <w:b/>
-          <w:bCs/>
-        </w:rPr>
-        <w:t xml:space="preserve">[答案解析]</w:t>
-      </w:r>
-      <w:r>
-        <w:br/>
-      </w:r>
-    </w:p>
-    <w:p>
-      <w:pPr>
-        <w:pStyle w:val="BodyText"/>
-      </w:pPr>
-      <w:r>
-        <w:rPr>
-          <w:rFonts w:hint="eastAsia"/>
-        </w:rPr>
-        <w:t xml:space="preserve">希尔排序是按增量划分子序列进行排序。如果增量为4，则分为4组：(9,7,15),</w:t>
-      </w:r>
-      <w:r>
-        <w:t xml:space="preserve"> (1,8), (4,20), </w:t>
-      </w:r>
-      <w:r>
-        <w:rPr>
-          <w:rFonts w:hint="eastAsia"/>
-        </w:rPr>
-        <w:t xml:space="preserve">(13,23)。对每组进行排序后，得到9在第一组中，1在第二组中，4在第三组中，13在第四组中，7在第一组中，8在第二组中，20在第三组中，23在第四组中，15在第一组中。所以结果为9,1,4,13,7,8,20,23,15，符合题意。</w:t>
-      </w:r>
-    </w:p>
-    <w:p>
-      <w:pPr>
-        <w:pStyle w:val="BodyText"/>
-      </w:pPr>
-      <w:r>
-        <w:rPr>
-          <w:rFonts w:hint="eastAsia"/>
-          <w:b/>
-          <w:bCs/>
-        </w:rPr>
-        <w:t xml:space="preserve">[单选题]</w:t>
-      </w:r>
-    </w:p>
-    <w:p>
-      <w:pPr>
-        <w:pStyle w:val="BodyText"/>
-      </w:pPr>
-      <w:r>
-        <w:t xml:space="preserve"> </w:t>
-      </w:r>
-      <w:r>
-        <w:rPr>
-          <w:rFonts w:hint="eastAsia"/>
-        </w:rPr>
-        <w:t xml:space="preserve">下列选项中，不可能是快速排序第2趟排序结果的是</w:t>
-      </w:r>
-    </w:p>
-    <w:p>
-      <w:pPr>
-        <w:pStyle w:val="BodyText"/>
-      </w:pPr>
-      <w:r>
-        <w:t xml:space="preserve">2</w:t>
-      </w:r>
-      <w:r>
-        <w:t xml:space="preserve"> </w:t>
-      </w:r>
-      <w:r>
-        <w:rPr>
-          <w:b/>
-          <w:bCs/>
-        </w:rPr>
-        <w:t xml:space="preserve">A.</w:t>
-      </w:r>
-      <w:r>
-        <w:t xml:space="preserve"> </w:t>
-      </w:r>
-      <w:r>
-        <w:t xml:space="preserve">2,3,5,4,6,7,9</w:t>
-      </w:r>
-    </w:p>
-    <w:p>
-      <w:pPr>
-        <w:pStyle w:val="BodyText"/>
-      </w:pPr>
-      <w:r>
-        <w:rPr>
-          <w:b/>
-          <w:bCs/>
-        </w:rPr>
-        <w:t xml:space="preserve">B.</w:t>
-      </w:r>
-      <w:r>
-        <w:t xml:space="preserve"> </w:t>
-      </w:r>
-      <w:r>
-        <w:t xml:space="preserve">2,7,5,6,4,3,9</w:t>
-      </w:r>
-    </w:p>
-    <w:p>
-      <w:pPr>
-        <w:pStyle w:val="BodyText"/>
-      </w:pPr>
-      <w:r>
-        <w:rPr>
-          <w:b/>
-          <w:bCs/>
-        </w:rPr>
-        <w:t xml:space="preserve">C.</w:t>
-      </w:r>
-      <w:r>
-        <w:t xml:space="preserve"> </w:t>
-      </w:r>
-      <w:r>
-        <w:t xml:space="preserve">3,2,5,4, 7,6,9</w:t>
-      </w:r>
-    </w:p>
-    <w:p>
-      <w:pPr>
-        <w:pStyle w:val="BodyText"/>
-      </w:pPr>
-      <w:r>
-        <w:rPr>
-          <w:b/>
-          <w:bCs/>
-        </w:rPr>
-        <w:t xml:space="preserve">D.</w:t>
-      </w:r>
-      <w:r>
-        <w:t xml:space="preserve"> </w:t>
-      </w:r>
-      <w:r>
-        <w:t xml:space="preserve">4,2, 3,5,7,6,9</w:t>
-      </w:r>
-    </w:p>
-    <w:p>
-      <w:pPr>
-        <w:pStyle w:val="BodyText"/>
-      </w:pPr>
-      <w:r>
-        <w:rPr>
-          <w:rFonts w:hint="eastAsia"/>
-          <w:b/>
-          <w:bCs/>
-        </w:rPr>
-        <w:t xml:space="preserve">[参考答案]</w:t>
-      </w:r>
-      <w:r>
-        <w:br/>
-      </w:r>
-    </w:p>
-    <w:p>
-      <w:pPr>
-        <w:pStyle w:val="BodyText"/>
-      </w:pPr>
-      <w:r>
-        <w:t xml:space="preserve">C. 3,2,5,4, 7,6,9</w:t>
-      </w:r>
-    </w:p>
-    <w:p>
-      <w:pPr>
-        <w:pStyle w:val="BodyText"/>
-      </w:pPr>
-      <w:r>
-        <w:rPr>
-          <w:rFonts w:hint="eastAsia"/>
-          <w:b/>
-          <w:bCs/>
-        </w:rPr>
-        <w:t xml:space="preserve">[答案解析]</w:t>
-      </w:r>
-      <w:r>
-        <w:br/>
-      </w:r>
-    </w:p>
-    <w:p>
-      <w:pPr>
-        <w:pStyle w:val="BodyText"/>
-      </w:pPr>
-      <w:r>
-        <w:rPr>
-          <w:rFonts w:hint="eastAsia"/>
-        </w:rPr>
-        <w:t xml:space="preserve">快速排序每一趟都会确定一个元素的最终位置（基准元素）。在第二趟结束后，最多有两个元素在最终位置（第一趟和第二趟的基准元素）。选项C中，3,2,5,4,7,6,9的结构表明元素5和4相邻且顺序错误，这不符合快速排序的特点。</w:t>
+        <w:t xml:space="preserve">快速排序每趟确定一个基准元素的最终位置。第2趟结束后，最多有两个元素已确定最终位置。选项C中3和2相邻且顺序错误，5和4相邻且顺序错误，不符合快速排序的划分特性。</w:t>
       </w:r>
     </w:p>
     <w:bookmarkEnd w:id="15"/>
@@ -3218,7 +2992,7 @@
         <w:rPr>
           <w:rFonts w:hint="eastAsia"/>
         </w:rPr>
-        <w:t xml:space="preserve">(13分）二叉树的带权路径长度(WPL)是二叉树中所有叶结点的带权路径长度之和。给定一棵二叉树T</w:t>
+        <w:t xml:space="preserve">（13分）二叉树的带权路径长度(WPL)是二叉树中所有叶结点的带权路径长度之和。给定一棵二叉树T</w:t>
       </w:r>
       <w:r>
         <w:t xml:space="preserve"> , </w:t>
@@ -3236,109 +3010,52 @@
         <w:rPr>
           <w:rFonts w:hint="eastAsia"/>
         </w:rPr>
-        <w:t xml:space="preserve">结点结构如下：</w:t>
+        <w:t xml:space="preserve">结点结构为</w:t>
+      </w:r>
+      <w:r>
+        <w:t xml:space="preserve"> </w:t>
+      </w:r>
+      <w:r>
+        <w:rPr>
+          <w:rFonts w:hint="eastAsia"/>
+        </w:rPr>
+        <w:t xml:space="preserve">left、weight、right，其中叶结点的weight域保存该结点的非负权值。设root为指向T的根结点的指针，</w:t>
+      </w:r>
+      <w:r>
+        <w:t xml:space="preserve"> </w:t>
+      </w:r>
+      <w:r>
+        <w:rPr>
+          <w:rFonts w:hint="eastAsia"/>
+        </w:rPr>
+        <w:t xml:space="preserve">请设计求T的WPL的算法。要求：</w:t>
       </w:r>
       <w:r>
         <w:br/>
       </w:r>
-    </w:p>
-    <w:tbl>
-      <w:tblPr>
-        <w:tblStyle w:val="Table"/>
-        <w:tblW w:type="auto" w:w="0"/>
-        <w:tblLook w:firstRow="1" w:lastRow="0" w:firstColumn="0" w:lastColumn="0" w:noHBand="0" w:noVBand="0" w:val="0020"/>
-      </w:tblPr>
-      <w:tblGrid>
-        <w:gridCol w:w="2640"/>
-        <w:gridCol w:w="2640"/>
-        <w:gridCol w:w="2640"/>
-      </w:tblGrid>
-      <w:tr>
-        <w:trPr>
-          <w:tblHeader w:val="on"/>
-        </w:trPr>
-        <w:tc>
-          <w:tcPr/>
-          <w:p>
-            <w:pPr>
-              <w:pStyle w:val="Compact"/>
-              <w:jc w:val="center"/>
-            </w:pPr>
-            <w:r>
-              <w:t xml:space="preserve">left</w:t>
-            </w:r>
-          </w:p>
-        </w:tc>
-        <w:tc>
-          <w:tcPr/>
-          <w:p>
-            <w:pPr>
-              <w:pStyle w:val="Compact"/>
-              <w:jc w:val="center"/>
-            </w:pPr>
-            <w:r>
-              <w:t xml:space="preserve">weight</w:t>
-            </w:r>
-          </w:p>
-        </w:tc>
-        <w:tc>
-          <w:tcPr/>
-          <w:p>
-            <w:pPr>
-              <w:pStyle w:val="Compact"/>
-              <w:jc w:val="center"/>
-            </w:pPr>
-            <w:r>
-              <w:t xml:space="preserve">right</w:t>
-            </w:r>
-          </w:p>
-        </w:tc>
-      </w:tr>
-    </w:tbl>
-    <w:p>
-      <w:pPr>
-        <w:pStyle w:val="BodyText"/>
-      </w:pPr>
+      <w:r>
+        <w:rPr>
+          <w:rFonts w:hint="eastAsia"/>
+        </w:rPr>
+        <w:t xml:space="preserve">1)给出算法的基本设计思想。</w:t>
+      </w:r>
       <w:r>
         <w:br/>
       </w:r>
-    </w:p>
-    <w:p>
-      <w:pPr>
-        <w:pStyle w:val="BodyText"/>
-      </w:pPr>
-      <w:r>
-        <w:rPr>
-          <w:rFonts w:hint="eastAsia"/>
-        </w:rPr>
-        <w:t xml:space="preserve">其中叶结点的weight域保存该结点的非负权值。</w:t>
-      </w:r>
-      <w:r>
-        <w:t xml:space="preserve"> </w:t>
-      </w:r>
-      <w:r>
-        <w:rPr>
-          <w:rFonts w:hint="eastAsia"/>
-        </w:rPr>
-        <w:t xml:space="preserve">设root为指向T的根结点的指针，</w:t>
-      </w:r>
-      <w:r>
-        <w:t xml:space="preserve"> </w:t>
-      </w:r>
-      <w:r>
-        <w:rPr>
-          <w:rFonts w:hint="eastAsia"/>
-        </w:rPr>
-        <w:t xml:space="preserve">请设计求T的WPL的算法，</w:t>
-      </w:r>
-      <w:r>
-        <w:t xml:space="preserve"> </w:t>
-      </w:r>
-      <w:r>
-        <w:rPr>
-          <w:rFonts w:hint="eastAsia"/>
-        </w:rPr>
-        <w:t xml:space="preserve">要求：</w:t>
+      <w:r>
+        <w:rPr>
+          <w:rFonts w:hint="eastAsia"/>
+        </w:rPr>
+        <w:t xml:space="preserve">2)使用C或C++语言，</w:t>
+      </w:r>
+      <w:r>
+        <w:t xml:space="preserve"> </w:t>
+      </w:r>
+      <w:r>
+        <w:rPr>
+          <w:rFonts w:hint="eastAsia"/>
+        </w:rPr>
+        <w:t xml:space="preserve">给出二叉树结点的数据类型定义。</w:t>
       </w:r>
       <w:r>
         <w:br/>
@@ -3347,351 +3064,922 @@
         <w:rPr>
           <w:rFonts w:hint="eastAsia"/>
         </w:rPr>
-        <w:t xml:space="preserve">1)给出算法的基本设计思想。</w:t>
+        <w:t xml:space="preserve">3)根据设计思想，</w:t>
+      </w:r>
+      <w:r>
+        <w:t xml:space="preserve"> </w:t>
+      </w:r>
+      <w:r>
+        <w:rPr>
+          <w:rFonts w:hint="eastAsia"/>
+        </w:rPr>
+        <w:t xml:space="preserve">采用C或C++语言描述算法，</w:t>
+      </w:r>
+      <w:r>
+        <w:t xml:space="preserve"> </w:t>
+      </w:r>
+      <w:r>
+        <w:rPr>
+          <w:rFonts w:hint="eastAsia"/>
+        </w:rPr>
+        <w:t xml:space="preserve">关键之处给出注释。</w:t>
+      </w:r>
+    </w:p>
+    <w:p>
+      <w:pPr>
+        <w:pStyle w:val="BodyText"/>
+      </w:pPr>
+      <w:r>
+        <w:rPr>
+          <w:rFonts w:hint="eastAsia"/>
+          <w:b/>
+          <w:bCs/>
+        </w:rPr>
+        <w:t xml:space="preserve">[参考答案]</w:t>
       </w:r>
       <w:r>
         <w:br/>
       </w:r>
-      <w:r>
-        <w:rPr>
-          <w:rFonts w:hint="eastAsia"/>
-        </w:rPr>
-        <w:t xml:space="preserve">2)使用C或C++语言，</w:t>
-      </w:r>
-      <w:r>
-        <w:t xml:space="preserve"> </w:t>
-      </w:r>
-      <w:r>
-        <w:rPr>
-          <w:rFonts w:hint="eastAsia"/>
-        </w:rPr>
-        <w:t xml:space="preserve">给出二叉树结点的数据类型定义。</w:t>
+    </w:p>
+    <w:p>
+      <w:pPr>
+        <w:pStyle w:val="BodyText"/>
+      </w:pPr>
+      <w:r>
+        <w:rPr>
+          <w:rFonts w:hint="eastAsia"/>
+        </w:rPr>
+        <w:t xml:space="preserve">1）算法的基本设计思想：递归遍历二叉树，对每个叶结点将其权值乘以当前深度（路径长度）累加到WPL中。</w:t>
+      </w:r>
+    </w:p>
+    <w:p>
+      <w:pPr>
+        <w:pStyle w:val="BodyText"/>
+      </w:pPr>
+      <w:r>
+        <w:rPr>
+          <w:rFonts w:hint="eastAsia"/>
+          <w:b/>
+          <w:bCs/>
+        </w:rPr>
+        <w:t xml:space="preserve">[答案解析]</w:t>
       </w:r>
       <w:r>
         <w:br/>
       </w:r>
-      <w:r>
-        <w:rPr>
-          <w:rFonts w:hint="eastAsia"/>
-        </w:rPr>
-        <w:t xml:space="preserve">3)根据设计思想，</w:t>
-      </w:r>
-      <w:r>
-        <w:t xml:space="preserve"> </w:t>
-      </w:r>
-      <w:r>
-        <w:rPr>
-          <w:rFonts w:hint="eastAsia"/>
-        </w:rPr>
-        <w:t xml:space="preserve">采用C或C++语言描述算法，</w:t>
-      </w:r>
-      <w:r>
-        <w:t xml:space="preserve"> </w:t>
-      </w:r>
-      <w:r>
-        <w:rPr>
-          <w:rFonts w:hint="eastAsia"/>
-        </w:rPr>
-        <w:t xml:space="preserve">关键之处给出注释。</w:t>
-      </w:r>
-    </w:p>
-    <w:p>
-      <w:pPr>
-        <w:pStyle w:val="BodyText"/>
-      </w:pPr>
-      <w:r>
-        <w:rPr>
-          <w:rFonts w:hint="eastAsia"/>
-          <w:b/>
-          <w:bCs/>
-        </w:rPr>
-        <w:t xml:space="preserve">[参考答案]</w:t>
+    </w:p>
+    <w:p>
+      <w:pPr>
+        <w:pStyle w:val="BodyText"/>
+      </w:pPr>
+      <w:r>
+        <w:rPr>
+          <w:rFonts w:hint="eastAsia"/>
+        </w:rPr>
+        <w:t xml:space="preserve">2）二叉树结点数据类型定义：</w:t>
+      </w:r>
+    </w:p>
+    <w:p>
+      <w:pPr>
+        <w:pStyle w:val="SourceCode"/>
+      </w:pPr>
+      <w:r>
+        <w:rPr>
+          <w:rStyle w:val="KeywordTok"/>
+        </w:rPr>
+        <w:t xml:space="preserve">typedef</w:t>
+      </w:r>
+      <w:r>
+        <w:rPr>
+          <w:rStyle w:val="NormalTok"/>
+        </w:rPr>
+        <w:t xml:space="preserve"> </w:t>
+      </w:r>
+      <w:r>
+        <w:rPr>
+          <w:rStyle w:val="KeywordTok"/>
+        </w:rPr>
+        <w:t xml:space="preserve">struct</w:t>
+      </w:r>
+      <w:r>
+        <w:rPr>
+          <w:rStyle w:val="NormalTok"/>
+        </w:rPr>
+        <w:t xml:space="preserve"> BiTNode </w:t>
+      </w:r>
+      <w:r>
+        <w:rPr>
+          <w:rStyle w:val="OperatorTok"/>
+        </w:rPr>
+        <w:t xml:space="preserve">{</w:t>
       </w:r>
       <w:r>
         <w:br/>
       </w:r>
-    </w:p>
-    <w:p>
-      <w:pPr>
-        <w:pStyle w:val="BodyText"/>
-      </w:pPr>
-      <w:r>
-        <w:t xml:space="preserve">1) </w:t>
-      </w:r>
-      <w:r>
-        <w:rPr>
-          <w:rFonts w:hint="eastAsia"/>
-        </w:rPr>
-        <w:t xml:space="preserve">算法的基本设计思想：</w:t>
-      </w:r>
-      <w:r>
-        <w:t xml:space="preserve"> </w:t>
-      </w:r>
-      <w:r>
-        <w:rPr>
-          <w:rFonts w:hint="eastAsia"/>
-        </w:rPr>
-        <w:t xml:space="preserve">遍历二叉树，对于每个叶节点，将其权值乘以其到根节点的路径长度（深度）累加到WPL中。可以使用递归方式，传入当前节点的深度，当遇到叶节点时计算其贡献到WPL的值。</w:t>
-      </w:r>
-    </w:p>
-    <w:p>
-      <w:pPr>
-        <w:pStyle w:val="BodyText"/>
-      </w:pPr>
-      <w:r>
-        <w:t xml:space="preserve">2) </w:t>
-      </w:r>
-      <w:r>
-        <w:rPr>
-          <w:rFonts w:hint="eastAsia"/>
-        </w:rPr>
-        <w:t xml:space="preserve">二叉树节点的数据类型定义：</w:t>
-      </w:r>
-    </w:p>
-    <w:p>
-      <w:pPr>
-        <w:pStyle w:val="BodyText"/>
-      </w:pPr>
-      <w:r>
-        <w:rPr>
-          <w:rFonts w:hint="eastAsia"/>
-          <w:b/>
-          <w:bCs/>
-        </w:rPr>
-        <w:t xml:space="preserve">[答案解析]</w:t>
+      <w:r>
+        <w:rPr>
+          <w:rStyle w:val="NormalTok"/>
+        </w:rPr>
+        <w:t xml:space="preserve">    </w:t>
+      </w:r>
+      <w:r>
+        <w:rPr>
+          <w:rStyle w:val="KeywordTok"/>
+        </w:rPr>
+        <w:t xml:space="preserve">struct</w:t>
+      </w:r>
+      <w:r>
+        <w:rPr>
+          <w:rStyle w:val="NormalTok"/>
+        </w:rPr>
+        <w:t xml:space="preserve"> BiTNode </w:t>
+      </w:r>
+      <w:r>
+        <w:rPr>
+          <w:rStyle w:val="OperatorTok"/>
+        </w:rPr>
+        <w:t xml:space="preserve">*</w:t>
+      </w:r>
+      <w:r>
+        <w:rPr>
+          <w:rStyle w:val="NormalTok"/>
+        </w:rPr>
+        <w:t xml:space="preserve">left</w:t>
+      </w:r>
+      <w:r>
+        <w:rPr>
+          <w:rStyle w:val="OperatorTok"/>
+        </w:rPr>
+        <w:t xml:space="preserve">;</w:t>
       </w:r>
       <w:r>
         <w:br/>
       </w:r>
-    </w:p>
-    <w:p>
-      <w:pPr>
-        <w:pStyle w:val="BodyText"/>
-      </w:pPr>
-      <w:r>
-        <w:t xml:space="preserve">typedef struct BiTNode</w:t>
-      </w:r>
-      <w:r>
-        <w:t xml:space="preserve"> </w:t>
-      </w:r>
-      <w:r>
-        <w:t xml:space="preserve"> </w:t>
-      </w:r>
-      <w:r>
-        <w:t xml:space="preserve">struct BiTNode *left;</w:t>
-      </w:r>
-      <w:r>
-        <w:t xml:space="preserve"> </w:t>
-      </w:r>
-      <w:r>
-        <w:t xml:space="preserve">int weight; // </w:t>
-      </w:r>
-      <w:r>
-        <w:rPr>
-          <w:rFonts w:hint="eastAsia"/>
-        </w:rPr>
-        <w:t xml:space="preserve">叶节点保存权值，非叶节点权值为0</w:t>
-      </w:r>
-      <w:r>
-        <w:t xml:space="preserve"> </w:t>
-      </w:r>
-      <w:r>
-        <w:t xml:space="preserve">struct BiTNode *right;</w:t>
-      </w:r>
-      <w:r>
-        <w:t xml:space="preserve"> </w:t>
-      </w:r>
-      <w:r>
-        <w:t xml:space="preserve"> </w:t>
-      </w:r>
-      <w:r>
-        <w:t xml:space="preserve">BiTNode, *BiTree;</w:t>
-      </w:r>
-    </w:p>
-    <w:p>
-      <w:pPr>
-        <w:pStyle w:val="BodyText"/>
-      </w:pPr>
-      <w:r>
-        <w:t xml:space="preserve">3) </w:t>
-      </w:r>
-      <w:r>
-        <w:rPr>
-          <w:rFonts w:hint="eastAsia"/>
-        </w:rPr>
-        <w:t xml:space="preserve">算法实现：</w:t>
-      </w:r>
-      <w:r>
-        <w:t xml:space="preserve"> </w:t>
-      </w:r>
-      <w:r>
-        <w:t xml:space="preserve">#include &lt;stdio.h&gt;</w:t>
-      </w:r>
-      <w:r>
-        <w:t xml:space="preserve"> </w:t>
-      </w:r>
-      <w:r>
-        <w:t xml:space="preserve">#include &lt;stdlib.h&gt;</w:t>
-      </w:r>
-    </w:p>
-    <w:p>
-      <w:pPr>
-        <w:pStyle w:val="BodyText"/>
-      </w:pPr>
-      <w:r>
-        <w:t xml:space="preserve">// </w:t>
-      </w:r>
-      <w:r>
-        <w:rPr>
-          <w:rFonts w:hint="eastAsia"/>
-        </w:rPr>
-        <w:t xml:space="preserve">递归计算WPL的辅助函数</w:t>
-      </w:r>
-      <w:r>
-        <w:t xml:space="preserve"> </w:t>
-      </w:r>
-      <w:r>
-        <w:t xml:space="preserve">int WPL(BiTree root, int depth)</w:t>
-      </w:r>
-    </w:p>
-    <w:p>
-      <w:pPr>
-        <w:pStyle w:val="BodyText"/>
-      </w:pPr>
-      <w:r>
-        <w:t xml:space="preserve">// </w:t>
-      </w:r>
-      <w:r>
-        <w:rPr>
-          <w:rFonts w:hint="eastAsia"/>
-        </w:rPr>
-        <w:t xml:space="preserve">如果是空节点，返回0</w:t>
-      </w:r>
-      <w:r>
-        <w:t xml:space="preserve"> </w:t>
-      </w:r>
-      <w:r>
-        <w:t xml:space="preserve">if (root == NULL)</w:t>
-      </w:r>
-      <w:r>
-        <w:t xml:space="preserve"> </w:t>
-      </w:r>
-      <w:r>
-        <w:t xml:space="preserve"> </w:t>
-      </w:r>
-      <w:r>
-        <w:t xml:space="preserve">return 0;</w:t>
-      </w:r>
-      <w:r>
-        <w:t xml:space="preserve"> </w:t>
-      </w:r>
-    </w:p>
-    <w:p>
-      <w:pPr>
-        <w:pStyle w:val="BodyText"/>
-      </w:pPr>
-      <w:r>
-        <w:t xml:space="preserve">// </w:t>
-      </w:r>
-      <w:r>
-        <w:rPr>
-          <w:rFonts w:hint="eastAsia"/>
-        </w:rPr>
-        <w:t xml:space="preserve">如果是叶节点，返回权值乘以深度</w:t>
-      </w:r>
-      <w:r>
-        <w:t xml:space="preserve"> </w:t>
-      </w:r>
-      <w:r>
-        <w:t xml:space="preserve">if (root-&gt;left == NULL &amp;&amp; root-&gt;right == NULL)</w:t>
-      </w:r>
-      <w:r>
-        <w:t xml:space="preserve"> </w:t>
-      </w:r>
-      <w:r>
-        <w:t xml:space="preserve"> </w:t>
-      </w:r>
-      <w:r>
-        <w:t xml:space="preserve">return root-&gt;weight * depth;</w:t>
-      </w:r>
-      <w:r>
-        <w:t xml:space="preserve"> </w:t>
-      </w:r>
-    </w:p>
-    <w:p>
-      <w:pPr>
-        <w:pStyle w:val="BodyText"/>
-      </w:pPr>
-      <w:r>
-        <w:t xml:space="preserve">// </w:t>
-      </w:r>
-      <w:r>
-        <w:rPr>
-          <w:rFonts w:hint="eastAsia"/>
-        </w:rPr>
-        <w:t xml:space="preserve">递归计算左右子树的WPL</w:t>
-      </w:r>
-      <w:r>
-        <w:t xml:space="preserve"> </w:t>
-      </w:r>
-      <w:r>
-        <w:t xml:space="preserve">return WPL(root-&gt;left, depth + 1) + WPL(root-&gt;right, depth + 1);</w:t>
-      </w:r>
-    </w:p>
-    <w:p>
-      <w:pPr>
-        <w:pStyle w:val="BodyText"/>
-      </w:pPr>
-      <w:r>
-        <w:t xml:space="preserve">// </w:t>
-      </w:r>
-      <w:r>
-        <w:rPr>
-          <w:rFonts w:hint="eastAsia"/>
-        </w:rPr>
-        <w:t xml:space="preserve">主函数：计算二叉树的WPL</w:t>
-      </w:r>
-      <w:r>
-        <w:t xml:space="preserve"> </w:t>
-      </w:r>
-      <w:r>
-        <w:t xml:space="preserve">int calculateWPL(BiTree root)</w:t>
-      </w:r>
-      <w:r>
-        <w:t xml:space="preserve"> </w:t>
-      </w:r>
-      <w:r>
-        <w:t xml:space="preserve"> </w:t>
-      </w:r>
-      <w:r>
-        <w:t xml:space="preserve">if (root == NULL)</w:t>
-      </w:r>
-      <w:r>
-        <w:t xml:space="preserve"> </w:t>
-      </w:r>
-      <w:r>
-        <w:t xml:space="preserve"> </w:t>
-      </w:r>
-      <w:r>
-        <w:t xml:space="preserve">return 0;</w:t>
-      </w:r>
-      <w:r>
-        <w:t xml:space="preserve"> </w:t>
-      </w:r>
-      <w:r>
-        <w:t xml:space="preserve"> </w:t>
-      </w:r>
-      <w:r>
-        <w:t xml:space="preserve">return WPL(root, 0); // </w:t>
-      </w:r>
-      <w:r>
-        <w:rPr>
-          <w:rFonts w:hint="eastAsia"/>
-        </w:rPr>
-        <w:t xml:space="preserve">从根节点开始，深度为0</w:t>
-      </w:r>
-      <w:r>
-        <w:t xml:space="preserve"> </w:t>
+      <w:r>
+        <w:rPr>
+          <w:rStyle w:val="NormalTok"/>
+        </w:rPr>
+        <w:t xml:space="preserve">    </w:t>
+      </w:r>
+      <w:r>
+        <w:rPr>
+          <w:rStyle w:val="DataTypeTok"/>
+        </w:rPr>
+        <w:t xml:space="preserve">int</w:t>
+      </w:r>
+      <w:r>
+        <w:rPr>
+          <w:rStyle w:val="NormalTok"/>
+        </w:rPr>
+        <w:t xml:space="preserve"> weight</w:t>
+      </w:r>
+      <w:r>
+        <w:rPr>
+          <w:rStyle w:val="OperatorTok"/>
+        </w:rPr>
+        <w:t xml:space="preserve">;</w:t>
+      </w:r>
+      <w:r>
+        <w:rPr>
+          <w:rStyle w:val="NormalTok"/>
+        </w:rPr>
+        <w:t xml:space="preserve">          </w:t>
+      </w:r>
+      <w:r>
+        <w:rPr>
+          <w:rStyle w:val="CommentTok"/>
+        </w:rPr>
+        <w:t xml:space="preserve">// 叶结点保存权值，非叶结点可为0</w:t>
+      </w:r>
+      <w:r>
+        <w:br/>
+      </w:r>
+      <w:r>
+        <w:rPr>
+          <w:rStyle w:val="NormalTok"/>
+        </w:rPr>
+        <w:t xml:space="preserve">    </w:t>
+      </w:r>
+      <w:r>
+        <w:rPr>
+          <w:rStyle w:val="KeywordTok"/>
+        </w:rPr>
+        <w:t xml:space="preserve">struct</w:t>
+      </w:r>
+      <w:r>
+        <w:rPr>
+          <w:rStyle w:val="NormalTok"/>
+        </w:rPr>
+        <w:t xml:space="preserve"> BiTNode </w:t>
+      </w:r>
+      <w:r>
+        <w:rPr>
+          <w:rStyle w:val="OperatorTok"/>
+        </w:rPr>
+        <w:t xml:space="preserve">*</w:t>
+      </w:r>
+      <w:r>
+        <w:rPr>
+          <w:rStyle w:val="NormalTok"/>
+        </w:rPr>
+        <w:t xml:space="preserve">right</w:t>
+      </w:r>
+      <w:r>
+        <w:rPr>
+          <w:rStyle w:val="OperatorTok"/>
+        </w:rPr>
+        <w:t xml:space="preserve">;</w:t>
+      </w:r>
+      <w:r>
+        <w:br/>
+      </w:r>
+      <w:r>
+        <w:rPr>
+          <w:rStyle w:val="OperatorTok"/>
+        </w:rPr>
+        <w:t xml:space="preserve">}</w:t>
+      </w:r>
+      <w:r>
+        <w:rPr>
+          <w:rStyle w:val="NormalTok"/>
+        </w:rPr>
+        <w:t xml:space="preserve"> BiTNode</w:t>
+      </w:r>
+      <w:r>
+        <w:rPr>
+          <w:rStyle w:val="OperatorTok"/>
+        </w:rPr>
+        <w:t xml:space="preserve">,</w:t>
+      </w:r>
+      <w:r>
+        <w:rPr>
+          <w:rStyle w:val="NormalTok"/>
+        </w:rPr>
+        <w:t xml:space="preserve"> </w:t>
+      </w:r>
+      <w:r>
+        <w:rPr>
+          <w:rStyle w:val="OperatorTok"/>
+        </w:rPr>
+        <w:t xml:space="preserve">*</w:t>
+      </w:r>
+      <w:r>
+        <w:rPr>
+          <w:rStyle w:val="NormalTok"/>
+        </w:rPr>
+        <w:t xml:space="preserve">BiTree</w:t>
+      </w:r>
+      <w:r>
+        <w:rPr>
+          <w:rStyle w:val="OperatorTok"/>
+        </w:rPr>
+        <w:t xml:space="preserve">;</w:t>
+      </w:r>
+    </w:p>
+    <w:p>
+      <w:pPr>
+        <w:pStyle w:val="FirstParagraph"/>
+      </w:pPr>
+      <w:r>
+        <w:rPr>
+          <w:rFonts w:hint="eastAsia"/>
+        </w:rPr>
+        <w:t xml:space="preserve">3）算法实现：</w:t>
+      </w:r>
+    </w:p>
+    <w:p>
+      <w:pPr>
+        <w:pStyle w:val="SourceCode"/>
+      </w:pPr>
+      <w:r>
+        <w:rPr>
+          <w:rStyle w:val="DataTypeTok"/>
+        </w:rPr>
+        <w:t xml:space="preserve">int</w:t>
+      </w:r>
+      <w:r>
+        <w:rPr>
+          <w:rStyle w:val="NormalTok"/>
+        </w:rPr>
+        <w:t xml:space="preserve"> WPL</w:t>
+      </w:r>
+      <w:r>
+        <w:rPr>
+          <w:rStyle w:val="OperatorTok"/>
+        </w:rPr>
+        <w:t xml:space="preserve">(</w:t>
+      </w:r>
+      <w:r>
+        <w:rPr>
+          <w:rStyle w:val="NormalTok"/>
+        </w:rPr>
+        <w:t xml:space="preserve">BiTree root</w:t>
+      </w:r>
+      <w:r>
+        <w:rPr>
+          <w:rStyle w:val="OperatorTok"/>
+        </w:rPr>
+        <w:t xml:space="preserve">,</w:t>
+      </w:r>
+      <w:r>
+        <w:rPr>
+          <w:rStyle w:val="NormalTok"/>
+        </w:rPr>
+        <w:t xml:space="preserve"> </w:t>
+      </w:r>
+      <w:r>
+        <w:rPr>
+          <w:rStyle w:val="DataTypeTok"/>
+        </w:rPr>
+        <w:t xml:space="preserve">int</w:t>
+      </w:r>
+      <w:r>
+        <w:rPr>
+          <w:rStyle w:val="NormalTok"/>
+        </w:rPr>
+        <w:t xml:space="preserve"> depth</w:t>
+      </w:r>
+      <w:r>
+        <w:rPr>
+          <w:rStyle w:val="OperatorTok"/>
+        </w:rPr>
+        <w:t xml:space="preserve">)</w:t>
+      </w:r>
+      <w:r>
+        <w:rPr>
+          <w:rStyle w:val="NormalTok"/>
+        </w:rPr>
+        <w:t xml:space="preserve"> </w:t>
+      </w:r>
+      <w:r>
+        <w:rPr>
+          <w:rStyle w:val="OperatorTok"/>
+        </w:rPr>
+        <w:t xml:space="preserve">{</w:t>
+      </w:r>
+      <w:r>
+        <w:br/>
+      </w:r>
+      <w:r>
+        <w:rPr>
+          <w:rStyle w:val="NormalTok"/>
+        </w:rPr>
+        <w:t xml:space="preserve">    </w:t>
+      </w:r>
+      <w:r>
+        <w:rPr>
+          <w:rStyle w:val="KeywordTok"/>
+        </w:rPr>
+        <w:t xml:space="preserve">if</w:t>
+      </w:r>
+      <w:r>
+        <w:rPr>
+          <w:rStyle w:val="NormalTok"/>
+        </w:rPr>
+        <w:t xml:space="preserve"> </w:t>
+      </w:r>
+      <w:r>
+        <w:rPr>
+          <w:rStyle w:val="OperatorTok"/>
+        </w:rPr>
+        <w:t xml:space="preserve">(</w:t>
+      </w:r>
+      <w:r>
+        <w:rPr>
+          <w:rStyle w:val="NormalTok"/>
+        </w:rPr>
+        <w:t xml:space="preserve">root </w:t>
+      </w:r>
+      <w:r>
+        <w:rPr>
+          <w:rStyle w:val="OperatorTok"/>
+        </w:rPr>
+        <w:t xml:space="preserve">==</w:t>
+      </w:r>
+      <w:r>
+        <w:rPr>
+          <w:rStyle w:val="NormalTok"/>
+        </w:rPr>
+        <w:t xml:space="preserve"> NULL</w:t>
+      </w:r>
+      <w:r>
+        <w:rPr>
+          <w:rStyle w:val="OperatorTok"/>
+        </w:rPr>
+        <w:t xml:space="preserve">)</w:t>
+      </w:r>
+      <w:r>
+        <w:rPr>
+          <w:rStyle w:val="NormalTok"/>
+        </w:rPr>
+        <w:t xml:space="preserve"> </w:t>
+      </w:r>
+      <w:r>
+        <w:rPr>
+          <w:rStyle w:val="KeywordTok"/>
+        </w:rPr>
+        <w:t xml:space="preserve">return</w:t>
+      </w:r>
+      <w:r>
+        <w:rPr>
+          <w:rStyle w:val="NormalTok"/>
+        </w:rPr>
+        <w:t xml:space="preserve"> </w:t>
+      </w:r>
+      <w:r>
+        <w:rPr>
+          <w:rStyle w:val="DecValTok"/>
+        </w:rPr>
+        <w:t xml:space="preserve">0</w:t>
+      </w:r>
+      <w:r>
+        <w:rPr>
+          <w:rStyle w:val="OperatorTok"/>
+        </w:rPr>
+        <w:t xml:space="preserve">;</w:t>
+      </w:r>
+      <w:r>
+        <w:br/>
+      </w:r>
+      <w:r>
+        <w:rPr>
+          <w:rStyle w:val="NormalTok"/>
+        </w:rPr>
+        <w:t xml:space="preserve">    </w:t>
+      </w:r>
+      <w:r>
+        <w:rPr>
+          <w:rStyle w:val="KeywordTok"/>
+        </w:rPr>
+        <w:t xml:space="preserve">if</w:t>
+      </w:r>
+      <w:r>
+        <w:rPr>
+          <w:rStyle w:val="NormalTok"/>
+        </w:rPr>
+        <w:t xml:space="preserve"> </w:t>
+      </w:r>
+      <w:r>
+        <w:rPr>
+          <w:rStyle w:val="OperatorTok"/>
+        </w:rPr>
+        <w:t xml:space="preserve">(</w:t>
+      </w:r>
+      <w:r>
+        <w:rPr>
+          <w:rStyle w:val="NormalTok"/>
+        </w:rPr>
+        <w:t xml:space="preserve">root</w:t>
+      </w:r>
+      <w:r>
+        <w:rPr>
+          <w:rStyle w:val="OperatorTok"/>
+        </w:rPr>
+        <w:t xml:space="preserve">-&gt;</w:t>
+      </w:r>
+      <w:r>
+        <w:rPr>
+          <w:rStyle w:val="NormalTok"/>
+        </w:rPr>
+        <w:t xml:space="preserve">left </w:t>
+      </w:r>
+      <w:r>
+        <w:rPr>
+          <w:rStyle w:val="OperatorTok"/>
+        </w:rPr>
+        <w:t xml:space="preserve">==</w:t>
+      </w:r>
+      <w:r>
+        <w:rPr>
+          <w:rStyle w:val="NormalTok"/>
+        </w:rPr>
+        <w:t xml:space="preserve"> NULL </w:t>
+      </w:r>
+      <w:r>
+        <w:rPr>
+          <w:rStyle w:val="OperatorTok"/>
+        </w:rPr>
+        <w:t xml:space="preserve">&amp;&amp;</w:t>
+      </w:r>
+      <w:r>
+        <w:rPr>
+          <w:rStyle w:val="NormalTok"/>
+        </w:rPr>
+        <w:t xml:space="preserve"> root</w:t>
+      </w:r>
+      <w:r>
+        <w:rPr>
+          <w:rStyle w:val="OperatorTok"/>
+        </w:rPr>
+        <w:t xml:space="preserve">-&gt;</w:t>
+      </w:r>
+      <w:r>
+        <w:rPr>
+          <w:rStyle w:val="NormalTok"/>
+        </w:rPr>
+        <w:t xml:space="preserve">right </w:t>
+      </w:r>
+      <w:r>
+        <w:rPr>
+          <w:rStyle w:val="OperatorTok"/>
+        </w:rPr>
+        <w:t xml:space="preserve">==</w:t>
+      </w:r>
+      <w:r>
+        <w:rPr>
+          <w:rStyle w:val="NormalTok"/>
+        </w:rPr>
+        <w:t xml:space="preserve"> NULL</w:t>
+      </w:r>
+      <w:r>
+        <w:rPr>
+          <w:rStyle w:val="OperatorTok"/>
+        </w:rPr>
+        <w:t xml:space="preserve">)</w:t>
+      </w:r>
+      <w:r>
+        <w:rPr>
+          <w:rStyle w:val="NormalTok"/>
+        </w:rPr>
+        <w:t xml:space="preserve"> </w:t>
+      </w:r>
+      <w:r>
+        <w:rPr>
+          <w:rStyle w:val="OperatorTok"/>
+        </w:rPr>
+        <w:t xml:space="preserve">{</w:t>
+      </w:r>
+      <w:r>
+        <w:br/>
+      </w:r>
+      <w:r>
+        <w:rPr>
+          <w:rStyle w:val="NormalTok"/>
+        </w:rPr>
+        <w:t xml:space="preserve">        </w:t>
+      </w:r>
+      <w:r>
+        <w:rPr>
+          <w:rStyle w:val="KeywordTok"/>
+        </w:rPr>
+        <w:t xml:space="preserve">return</w:t>
+      </w:r>
+      <w:r>
+        <w:rPr>
+          <w:rStyle w:val="NormalTok"/>
+        </w:rPr>
+        <w:t xml:space="preserve"> root</w:t>
+      </w:r>
+      <w:r>
+        <w:rPr>
+          <w:rStyle w:val="OperatorTok"/>
+        </w:rPr>
+        <w:t xml:space="preserve">-&gt;</w:t>
+      </w:r>
+      <w:r>
+        <w:rPr>
+          <w:rStyle w:val="NormalTok"/>
+        </w:rPr>
+        <w:t xml:space="preserve">weight </w:t>
+      </w:r>
+      <w:r>
+        <w:rPr>
+          <w:rStyle w:val="OperatorTok"/>
+        </w:rPr>
+        <w:t xml:space="preserve">*</w:t>
+      </w:r>
+      <w:r>
+        <w:rPr>
+          <w:rStyle w:val="NormalTok"/>
+        </w:rPr>
+        <w:t xml:space="preserve"> depth</w:t>
+      </w:r>
+      <w:r>
+        <w:rPr>
+          <w:rStyle w:val="OperatorTok"/>
+        </w:rPr>
+        <w:t xml:space="preserve">;</w:t>
+      </w:r>
+      <w:r>
+        <w:rPr>
+          <w:rStyle w:val="NormalTok"/>
+        </w:rPr>
+        <w:t xml:space="preserve">   </w:t>
+      </w:r>
+      <w:r>
+        <w:rPr>
+          <w:rStyle w:val="CommentTok"/>
+        </w:rPr>
+        <w:t xml:space="preserve">// 叶结点贡献</w:t>
+      </w:r>
+      <w:r>
+        <w:br/>
+      </w:r>
+      <w:r>
+        <w:rPr>
+          <w:rStyle w:val="NormalTok"/>
+        </w:rPr>
+        <w:t xml:space="preserve">    </w:t>
+      </w:r>
+      <w:r>
+        <w:rPr>
+          <w:rStyle w:val="OperatorTok"/>
+        </w:rPr>
+        <w:t xml:space="preserve">}</w:t>
+      </w:r>
+      <w:r>
+        <w:br/>
+      </w:r>
+      <w:r>
+        <w:rPr>
+          <w:rStyle w:val="NormalTok"/>
+        </w:rPr>
+        <w:t xml:space="preserve">    </w:t>
+      </w:r>
+      <w:r>
+        <w:rPr>
+          <w:rStyle w:val="KeywordTok"/>
+        </w:rPr>
+        <w:t xml:space="preserve">return</w:t>
+      </w:r>
+      <w:r>
+        <w:rPr>
+          <w:rStyle w:val="NormalTok"/>
+        </w:rPr>
+        <w:t xml:space="preserve"> WPL</w:t>
+      </w:r>
+      <w:r>
+        <w:rPr>
+          <w:rStyle w:val="OperatorTok"/>
+        </w:rPr>
+        <w:t xml:space="preserve">(</w:t>
+      </w:r>
+      <w:r>
+        <w:rPr>
+          <w:rStyle w:val="NormalTok"/>
+        </w:rPr>
+        <w:t xml:space="preserve">root</w:t>
+      </w:r>
+      <w:r>
+        <w:rPr>
+          <w:rStyle w:val="OperatorTok"/>
+        </w:rPr>
+        <w:t xml:space="preserve">-&gt;</w:t>
+      </w:r>
+      <w:r>
+        <w:rPr>
+          <w:rStyle w:val="NormalTok"/>
+        </w:rPr>
+        <w:t xml:space="preserve">left</w:t>
+      </w:r>
+      <w:r>
+        <w:rPr>
+          <w:rStyle w:val="OperatorTok"/>
+        </w:rPr>
+        <w:t xml:space="preserve">,</w:t>
+      </w:r>
+      <w:r>
+        <w:rPr>
+          <w:rStyle w:val="NormalTok"/>
+        </w:rPr>
+        <w:t xml:space="preserve"> depth </w:t>
+      </w:r>
+      <w:r>
+        <w:rPr>
+          <w:rStyle w:val="OperatorTok"/>
+        </w:rPr>
+        <w:t xml:space="preserve">+</w:t>
+      </w:r>
+      <w:r>
+        <w:rPr>
+          <w:rStyle w:val="NormalTok"/>
+        </w:rPr>
+        <w:t xml:space="preserve"> </w:t>
+      </w:r>
+      <w:r>
+        <w:rPr>
+          <w:rStyle w:val="DecValTok"/>
+        </w:rPr>
+        <w:t xml:space="preserve">1</w:t>
+      </w:r>
+      <w:r>
+        <w:rPr>
+          <w:rStyle w:val="OperatorTok"/>
+        </w:rPr>
+        <w:t xml:space="preserve">)</w:t>
+      </w:r>
+      <w:r>
+        <w:rPr>
+          <w:rStyle w:val="NormalTok"/>
+        </w:rPr>
+        <w:t xml:space="preserve"> </w:t>
+      </w:r>
+      <w:r>
+        <w:rPr>
+          <w:rStyle w:val="OperatorTok"/>
+        </w:rPr>
+        <w:t xml:space="preserve">+</w:t>
+      </w:r>
+      <w:r>
+        <w:rPr>
+          <w:rStyle w:val="NormalTok"/>
+        </w:rPr>
+        <w:t xml:space="preserve"> WPL</w:t>
+      </w:r>
+      <w:r>
+        <w:rPr>
+          <w:rStyle w:val="OperatorTok"/>
+        </w:rPr>
+        <w:t xml:space="preserve">(</w:t>
+      </w:r>
+      <w:r>
+        <w:rPr>
+          <w:rStyle w:val="NormalTok"/>
+        </w:rPr>
+        <w:t xml:space="preserve">root</w:t>
+      </w:r>
+      <w:r>
+        <w:rPr>
+          <w:rStyle w:val="OperatorTok"/>
+        </w:rPr>
+        <w:t xml:space="preserve">-&gt;</w:t>
+      </w:r>
+      <w:r>
+        <w:rPr>
+          <w:rStyle w:val="NormalTok"/>
+        </w:rPr>
+        <w:t xml:space="preserve">right</w:t>
+      </w:r>
+      <w:r>
+        <w:rPr>
+          <w:rStyle w:val="OperatorTok"/>
+        </w:rPr>
+        <w:t xml:space="preserve">,</w:t>
+      </w:r>
+      <w:r>
+        <w:rPr>
+          <w:rStyle w:val="NormalTok"/>
+        </w:rPr>
+        <w:t xml:space="preserve"> depth </w:t>
+      </w:r>
+      <w:r>
+        <w:rPr>
+          <w:rStyle w:val="OperatorTok"/>
+        </w:rPr>
+        <w:t xml:space="preserve">+</w:t>
+      </w:r>
+      <w:r>
+        <w:rPr>
+          <w:rStyle w:val="NormalTok"/>
+        </w:rPr>
+        <w:t xml:space="preserve"> </w:t>
+      </w:r>
+      <w:r>
+        <w:rPr>
+          <w:rStyle w:val="DecValTok"/>
+        </w:rPr>
+        <w:t xml:space="preserve">1</w:t>
+      </w:r>
+      <w:r>
+        <w:rPr>
+          <w:rStyle w:val="OperatorTok"/>
+        </w:rPr>
+        <w:t xml:space="preserve">);</w:t>
+      </w:r>
+      <w:r>
+        <w:br/>
+      </w:r>
+      <w:r>
+        <w:rPr>
+          <w:rStyle w:val="OperatorTok"/>
+        </w:rPr>
+        <w:t xml:space="preserve">}</w:t>
+      </w:r>
+      <w:r>
+        <w:br/>
+      </w:r>
+      <w:r>
+        <w:br/>
+      </w:r>
+      <w:r>
+        <w:rPr>
+          <w:rStyle w:val="DataTypeTok"/>
+        </w:rPr>
+        <w:t xml:space="preserve">int</w:t>
+      </w:r>
+      <w:r>
+        <w:rPr>
+          <w:rStyle w:val="NormalTok"/>
+        </w:rPr>
+        <w:t xml:space="preserve"> calculateWPL</w:t>
+      </w:r>
+      <w:r>
+        <w:rPr>
+          <w:rStyle w:val="OperatorTok"/>
+        </w:rPr>
+        <w:t xml:space="preserve">(</w:t>
+      </w:r>
+      <w:r>
+        <w:rPr>
+          <w:rStyle w:val="NormalTok"/>
+        </w:rPr>
+        <w:t xml:space="preserve">BiTree root</w:t>
+      </w:r>
+      <w:r>
+        <w:rPr>
+          <w:rStyle w:val="OperatorTok"/>
+        </w:rPr>
+        <w:t xml:space="preserve">)</w:t>
+      </w:r>
+      <w:r>
+        <w:rPr>
+          <w:rStyle w:val="NormalTok"/>
+        </w:rPr>
+        <w:t xml:space="preserve"> </w:t>
+      </w:r>
+      <w:r>
+        <w:rPr>
+          <w:rStyle w:val="OperatorTok"/>
+        </w:rPr>
+        <w:t xml:space="preserve">{</w:t>
+      </w:r>
+      <w:r>
+        <w:br/>
+      </w:r>
+      <w:r>
+        <w:rPr>
+          <w:rStyle w:val="NormalTok"/>
+        </w:rPr>
+        <w:t xml:space="preserve">    </w:t>
+      </w:r>
+      <w:r>
+        <w:rPr>
+          <w:rStyle w:val="KeywordTok"/>
+        </w:rPr>
+        <w:t xml:space="preserve">return</w:t>
+      </w:r>
+      <w:r>
+        <w:rPr>
+          <w:rStyle w:val="NormalTok"/>
+        </w:rPr>
+        <w:t xml:space="preserve"> WPL</w:t>
+      </w:r>
+      <w:r>
+        <w:rPr>
+          <w:rStyle w:val="OperatorTok"/>
+        </w:rPr>
+        <w:t xml:space="preserve">(</w:t>
+      </w:r>
+      <w:r>
+        <w:rPr>
+          <w:rStyle w:val="NormalTok"/>
+        </w:rPr>
+        <w:t xml:space="preserve">root</w:t>
+      </w:r>
+      <w:r>
+        <w:rPr>
+          <w:rStyle w:val="OperatorTok"/>
+        </w:rPr>
+        <w:t xml:space="preserve">,</w:t>
+      </w:r>
+      <w:r>
+        <w:rPr>
+          <w:rStyle w:val="NormalTok"/>
+        </w:rPr>
+        <w:t xml:space="preserve"> </w:t>
+      </w:r>
+      <w:r>
+        <w:rPr>
+          <w:rStyle w:val="DecValTok"/>
+        </w:rPr>
+        <w:t xml:space="preserve">0</w:t>
+      </w:r>
+      <w:r>
+        <w:rPr>
+          <w:rStyle w:val="OperatorTok"/>
+        </w:rPr>
+        <w:t xml:space="preserve">);</w:t>
+      </w:r>
+      <w:r>
+        <w:rPr>
+          <w:rStyle w:val="NormalTok"/>
+        </w:rPr>
+        <w:t xml:space="preserve">   </w:t>
+      </w:r>
+      <w:r>
+        <w:rPr>
+          <w:rStyle w:val="CommentTok"/>
+        </w:rPr>
+        <w:t xml:space="preserve">// 从根开始，深度为0</w:t>
+      </w:r>
+      <w:r>
+        <w:br/>
+      </w:r>
+      <w:r>
+        <w:rPr>
+          <w:rStyle w:val="OperatorTok"/>
+        </w:rPr>
+        <w:t xml:space="preserve">}</w:t>
       </w:r>
     </w:p>
     <w:bookmarkEnd w:id="16"/>
